--- a/lessons/1-4/readiness/practice.docx
+++ b/lessons/1-4/readiness/practice.docx
@@ -101,7 +101,845 @@
     </w:p>
     <w:p>
       <w:pPr>
-        <w:spacing w:after="120" w:before="0"/>
+        <w:spacing w:after="60" w:before="120"/>
+      </w:pPr>
+      <w:r>
+        <w:rPr>
+          <w:b/>
+          <w:bCs/>
+          <w:color w:val="0F2B3C"/>
+          <w:sz w:val="24"/>
+          <w:szCs w:val="24"/>
+        </w:rPr>
+        <w:t xml:space="preserve">Vocabulary Anchor Box</w:t>
+      </w:r>
+    </w:p>
+    <w:tbl>
+      <w:tblPr>
+        <w:tblW w:type="dxa" w:w="9360"/>
+        <w:tblBorders>
+          <w:top w:val="single" w:color="C7D2DD" w:sz="6"/>
+          <w:left w:val="single" w:color="C7D2DD" w:sz="6"/>
+          <w:bottom w:val="single" w:color="C7D2DD" w:sz="6"/>
+          <w:right w:val="single" w:color="C7D2DD" w:sz="6"/>
+          <w:insideH w:val="single" w:color="C7D2DD" w:sz="6"/>
+          <w:insideV w:val="single" w:color="C7D2DD" w:sz="6"/>
+        </w:tblBorders>
+      </w:tblPr>
+      <w:tblGrid>
+        <w:gridCol w:w="1800"/>
+        <w:gridCol w:w="3160"/>
+        <w:gridCol w:w="2200"/>
+        <w:gridCol w:w="2200"/>
+      </w:tblGrid>
+      <w:tr>
+        <w:trPr>
+          <w:cantSplit/>
+          <w:tblHeader/>
+        </w:trPr>
+        <w:tc>
+          <w:tcPr>
+            <w:tcW w:type="dxa" w:w="1800"/>
+            <w:shd w:fill="EEF4F8" w:color="auto" w:val="clear"/>
+            <w:tcMar>
+              <w:top w:type="dxa" w:w="60"/>
+              <w:left w:type="dxa" w:w="100"/>
+              <w:bottom w:type="dxa" w:w="60"/>
+              <w:right w:type="dxa" w:w="100"/>
+            </w:tcMar>
+          </w:tcPr>
+          <w:p>
+            <w:pPr>
+              <w:spacing w:after="0" w:before="0"/>
+            </w:pPr>
+            <w:r>
+              <w:rPr>
+                <w:b/>
+                <w:bCs/>
+                <w:color w:val="0F2B3C"/>
+                <w:sz w:val="18"/>
+                <w:szCs w:val="18"/>
+              </w:rPr>
+              <w:t xml:space="preserve">Concept Term</w:t>
+            </w:r>
+          </w:p>
+        </w:tc>
+        <w:tc>
+          <w:tcPr>
+            <w:tcW w:type="dxa" w:w="3160"/>
+            <w:shd w:fill="EEF4F8" w:color="auto" w:val="clear"/>
+            <w:tcMar>
+              <w:top w:type="dxa" w:w="60"/>
+              <w:left w:type="dxa" w:w="100"/>
+              <w:bottom w:type="dxa" w:w="60"/>
+              <w:right w:type="dxa" w:w="100"/>
+            </w:tcMar>
+          </w:tcPr>
+          <w:p>
+            <w:pPr>
+              <w:spacing w:after="0" w:before="0"/>
+            </w:pPr>
+            <w:r>
+              <w:rPr>
+                <w:b/>
+                <w:bCs/>
+                <w:color w:val="0F2B3C"/>
+                <w:sz w:val="18"/>
+                <w:szCs w:val="18"/>
+              </w:rPr>
+              <w:t xml:space="preserve">Student-Friendly Definition</w:t>
+            </w:r>
+          </w:p>
+        </w:tc>
+        <w:tc>
+          <w:tcPr>
+            <w:tcW w:type="dxa" w:w="2200"/>
+            <w:shd w:fill="EEF4F8" w:color="auto" w:val="clear"/>
+            <w:tcMar>
+              <w:top w:type="dxa" w:w="60"/>
+              <w:left w:type="dxa" w:w="100"/>
+              <w:bottom w:type="dxa" w:w="60"/>
+              <w:right w:type="dxa" w:w="100"/>
+            </w:tcMar>
+          </w:tcPr>
+          <w:p>
+            <w:pPr>
+              <w:spacing w:after="0" w:before="0"/>
+            </w:pPr>
+            <w:r>
+              <w:rPr>
+                <w:b/>
+                <w:bCs/>
+                <w:color w:val="0F2B3C"/>
+                <w:sz w:val="18"/>
+                <w:szCs w:val="18"/>
+              </w:rPr>
+              <w:t xml:space="preserve">Non-Example</w:t>
+            </w:r>
+          </w:p>
+        </w:tc>
+        <w:tc>
+          <w:tcPr>
+            <w:tcW w:type="dxa" w:w="2200"/>
+            <w:shd w:fill="EEF4F8" w:color="auto" w:val="clear"/>
+            <w:tcMar>
+              <w:top w:type="dxa" w:w="60"/>
+              <w:left w:type="dxa" w:w="100"/>
+              <w:bottom w:type="dxa" w:w="60"/>
+              <w:right w:type="dxa" w:w="100"/>
+            </w:tcMar>
+          </w:tcPr>
+          <w:p>
+            <w:pPr>
+              <w:spacing w:after="0" w:before="0"/>
+            </w:pPr>
+            <w:r>
+              <w:rPr>
+                <w:b/>
+                <w:bCs/>
+                <w:color w:val="0F2B3C"/>
+                <w:sz w:val="18"/>
+                <w:szCs w:val="18"/>
+              </w:rPr>
+              <w:t xml:space="preserve">Visual Clue</w:t>
+            </w:r>
+          </w:p>
+        </w:tc>
+      </w:tr>
+      <w:tr>
+        <w:trPr>
+          <w:cantSplit/>
+        </w:trPr>
+        <w:tc>
+          <w:tcPr>
+            <w:tcW w:type="dxa" w:w="1800"/>
+            <w:tcMar>
+              <w:top w:type="dxa" w:w="60"/>
+              <w:left w:type="dxa" w:w="100"/>
+              <w:bottom w:type="dxa" w:w="60"/>
+              <w:right w:type="dxa" w:w="100"/>
+            </w:tcMar>
+            <w:vAlign w:val="top"/>
+          </w:tcPr>
+          <w:p>
+            <w:pPr>
+              <w:spacing w:after="20" w:before="0"/>
+            </w:pPr>
+            <w:r>
+              <w:rPr>
+                <w:b/>
+                <w:bCs/>
+                <w:color w:val="0F2B3C"/>
+                <w:sz w:val="20"/>
+                <w:szCs w:val="20"/>
+              </w:rPr>
+              <w:t xml:space="preserve">argument</w:t>
+            </w:r>
+          </w:p>
+          <w:p>
+            <w:pPr>
+              <w:spacing w:after="0" w:before="0"/>
+            </w:pPr>
+            <w:r>
+              <w:rPr>
+                <w:i/>
+                <w:iCs/>
+                <w:color w:val="5E6E7E"/>
+                <w:sz w:val="18"/>
+                <w:szCs w:val="18"/>
+              </w:rPr>
+              <w:t xml:space="preserve">argumento</w:t>
+            </w:r>
+          </w:p>
+        </w:tc>
+        <w:tc>
+          <w:tcPr>
+            <w:tcW w:type="dxa" w:w="3160"/>
+            <w:tcMar>
+              <w:top w:type="dxa" w:w="60"/>
+              <w:left w:type="dxa" w:w="100"/>
+              <w:bottom w:type="dxa" w:w="60"/>
+              <w:right w:type="dxa" w:w="100"/>
+            </w:tcMar>
+            <w:vAlign w:val="top"/>
+          </w:tcPr>
+          <w:p>
+            <w:pPr>
+              <w:spacing w:after="0" w:before="0"/>
+            </w:pPr>
+            <w:r>
+              <w:rPr>
+                <w:sz w:val="19"/>
+                <w:szCs w:val="19"/>
+              </w:rPr>
+              <w:t xml:space="preserve">A chain of reasons — equations, drawings, or words — used to defend your thinking.</w:t>
+            </w:r>
+          </w:p>
+        </w:tc>
+        <w:tc>
+          <w:tcPr>
+            <w:tcW w:type="dxa" w:w="2200"/>
+            <w:tcMar>
+              <w:top w:type="dxa" w:w="60"/>
+              <w:left w:type="dxa" w:w="100"/>
+              <w:bottom w:type="dxa" w:w="60"/>
+              <w:right w:type="dxa" w:w="100"/>
+            </w:tcMar>
+            <w:vAlign w:val="top"/>
+          </w:tcPr>
+          <w:p>
+            <w:pPr>
+              <w:spacing w:after="30" w:before="0"/>
+            </w:pPr>
+            <w:r>
+              <w:rPr>
+                <w:i/>
+                <w:iCs/>
+                <w:color w:val="5E6E7E"/>
+                <w:sz w:val="18"/>
+                <w:szCs w:val="18"/>
+              </w:rPr>
+              <w:t xml:space="preserve">Not argument: write a counter-example that does not fit the rule.</w:t>
+            </w:r>
+          </w:p>
+          <w:p>
+            <w:pPr>
+              <w:spacing w:after="50" w:before="0"/>
+            </w:pPr>
+            <w:r>
+              <w:rPr>
+                <w:color w:val="BBBBBB"/>
+                <w:sz w:val="18"/>
+                <w:szCs w:val="18"/>
+              </w:rPr>
+              <w:t xml:space="preserve">____________________________</w:t>
+            </w:r>
+          </w:p>
+        </w:tc>
+        <w:tc>
+          <w:tcPr>
+            <w:tcW w:type="dxa" w:w="2200"/>
+            <w:tcMar>
+              <w:top w:type="dxa" w:w="60"/>
+              <w:left w:type="dxa" w:w="100"/>
+              <w:bottom w:type="dxa" w:w="60"/>
+              <w:right w:type="dxa" w:w="100"/>
+            </w:tcMar>
+            <w:vAlign w:val="top"/>
+          </w:tcPr>
+          <w:p>
+            <w:pPr>
+              <w:spacing w:after="0" w:before="0"/>
+            </w:pPr>
+            <w:r>
+              <w:rPr>
+                <w:i/>
+                <w:iCs/>
+                <w:color w:val="5E6E7E"/>
+                <w:sz w:val="18"/>
+                <w:szCs w:val="18"/>
+              </w:rPr>
+              <w:t xml:space="preserve">“Two jumbo boxes hold more, because 400 × 2 = 800 &gt; 720.”</w:t>
+            </w:r>
+          </w:p>
+        </w:tc>
+      </w:tr>
+      <w:tr>
+        <w:trPr>
+          <w:cantSplit/>
+        </w:trPr>
+        <w:tc>
+          <w:tcPr>
+            <w:tcW w:type="dxa" w:w="1800"/>
+            <w:tcMar>
+              <w:top w:type="dxa" w:w="60"/>
+              <w:left w:type="dxa" w:w="100"/>
+              <w:bottom w:type="dxa" w:w="60"/>
+              <w:right w:type="dxa" w:w="100"/>
+            </w:tcMar>
+            <w:vAlign w:val="top"/>
+          </w:tcPr>
+          <w:p>
+            <w:pPr>
+              <w:spacing w:after="20" w:before="0"/>
+            </w:pPr>
+            <w:r>
+              <w:rPr>
+                <w:b/>
+                <w:bCs/>
+                <w:color w:val="0F2B3C"/>
+                <w:sz w:val="20"/>
+                <w:szCs w:val="20"/>
+              </w:rPr>
+              <w:t xml:space="preserve">conjecture</w:t>
+            </w:r>
+          </w:p>
+          <w:p>
+            <w:pPr>
+              <w:spacing w:after="0" w:before="0"/>
+            </w:pPr>
+            <w:r>
+              <w:rPr>
+                <w:i/>
+                <w:iCs/>
+                <w:color w:val="5E6E7E"/>
+                <w:sz w:val="18"/>
+                <w:szCs w:val="18"/>
+              </w:rPr>
+              <w:t xml:space="preserve">conjetura</w:t>
+            </w:r>
+          </w:p>
+        </w:tc>
+        <w:tc>
+          <w:tcPr>
+            <w:tcW w:type="dxa" w:w="3160"/>
+            <w:tcMar>
+              <w:top w:type="dxa" w:w="60"/>
+              <w:left w:type="dxa" w:w="100"/>
+              <w:bottom w:type="dxa" w:w="60"/>
+              <w:right w:type="dxa" w:w="100"/>
+            </w:tcMar>
+            <w:vAlign w:val="top"/>
+          </w:tcPr>
+          <w:p>
+            <w:pPr>
+              <w:spacing w:after="0" w:before="0"/>
+            </w:pPr>
+            <w:r>
+              <w:rPr>
+                <w:sz w:val="19"/>
+                <w:szCs w:val="19"/>
+              </w:rPr>
+              <w:t xml:space="preserve">A mathematical statement you believe is true but have not yet proven.</w:t>
+            </w:r>
+          </w:p>
+        </w:tc>
+        <w:tc>
+          <w:tcPr>
+            <w:tcW w:type="dxa" w:w="2200"/>
+            <w:tcMar>
+              <w:top w:type="dxa" w:w="60"/>
+              <w:left w:type="dxa" w:w="100"/>
+              <w:bottom w:type="dxa" w:w="60"/>
+              <w:right w:type="dxa" w:w="100"/>
+            </w:tcMar>
+            <w:vAlign w:val="top"/>
+          </w:tcPr>
+          <w:p>
+            <w:pPr>
+              <w:spacing w:after="30" w:before="0"/>
+            </w:pPr>
+            <w:r>
+              <w:rPr>
+                <w:i/>
+                <w:iCs/>
+                <w:color w:val="5E6E7E"/>
+                <w:sz w:val="18"/>
+                <w:szCs w:val="18"/>
+              </w:rPr>
+              <w:t xml:space="preserve">Not conjecture: write a counter-example that does not fit the rule.</w:t>
+            </w:r>
+          </w:p>
+          <w:p>
+            <w:pPr>
+              <w:spacing w:after="50" w:before="0"/>
+            </w:pPr>
+            <w:r>
+              <w:rPr>
+                <w:color w:val="BBBBBB"/>
+                <w:sz w:val="18"/>
+                <w:szCs w:val="18"/>
+              </w:rPr>
+              <w:t xml:space="preserve">____________________________</w:t>
+            </w:r>
+          </w:p>
+        </w:tc>
+        <w:tc>
+          <w:tcPr>
+            <w:tcW w:type="dxa" w:w="2200"/>
+            <w:tcMar>
+              <w:top w:type="dxa" w:w="60"/>
+              <w:left w:type="dxa" w:w="100"/>
+              <w:bottom w:type="dxa" w:w="60"/>
+              <w:right w:type="dxa" w:w="100"/>
+            </w:tcMar>
+            <w:vAlign w:val="top"/>
+          </w:tcPr>
+          <w:p>
+            <w:pPr>
+              <w:spacing w:after="0" w:before="0"/>
+            </w:pPr>
+            <w:r>
+              <w:rPr>
+                <w:i/>
+                <w:iCs/>
+                <w:color w:val="5E6E7E"/>
+                <w:sz w:val="18"/>
+                <w:szCs w:val="18"/>
+              </w:rPr>
+              <w:t xml:space="preserve">“A bigger box ALWAYS holds more cereal” — believed, not yet proven.</w:t>
+            </w:r>
+          </w:p>
+        </w:tc>
+      </w:tr>
+      <w:tr>
+        <w:trPr>
+          <w:cantSplit/>
+        </w:trPr>
+        <w:tc>
+          <w:tcPr>
+            <w:tcW w:type="dxa" w:w="1800"/>
+            <w:tcMar>
+              <w:top w:type="dxa" w:w="60"/>
+              <w:left w:type="dxa" w:w="100"/>
+              <w:bottom w:type="dxa" w:w="60"/>
+              <w:right w:type="dxa" w:w="100"/>
+            </w:tcMar>
+            <w:vAlign w:val="top"/>
+          </w:tcPr>
+          <w:p>
+            <w:pPr>
+              <w:spacing w:after="20" w:before="0"/>
+            </w:pPr>
+            <w:r>
+              <w:rPr>
+                <w:b/>
+                <w:bCs/>
+                <w:color w:val="0F2B3C"/>
+                <w:sz w:val="20"/>
+                <w:szCs w:val="20"/>
+              </w:rPr>
+              <w:t xml:space="preserve">counterexample</w:t>
+            </w:r>
+          </w:p>
+          <w:p>
+            <w:pPr>
+              <w:spacing w:after="0" w:before="0"/>
+            </w:pPr>
+            <w:r>
+              <w:rPr>
+                <w:i/>
+                <w:iCs/>
+                <w:color w:val="5E6E7E"/>
+                <w:sz w:val="18"/>
+                <w:szCs w:val="18"/>
+              </w:rPr>
+              <w:t xml:space="preserve">contraejemplo</w:t>
+            </w:r>
+          </w:p>
+        </w:tc>
+        <w:tc>
+          <w:tcPr>
+            <w:tcW w:type="dxa" w:w="3160"/>
+            <w:tcMar>
+              <w:top w:type="dxa" w:w="60"/>
+              <w:left w:type="dxa" w:w="100"/>
+              <w:bottom w:type="dxa" w:w="60"/>
+              <w:right w:type="dxa" w:w="100"/>
+            </w:tcMar>
+            <w:vAlign w:val="top"/>
+          </w:tcPr>
+          <w:p>
+            <w:pPr>
+              <w:spacing w:after="0" w:before="0"/>
+            </w:pPr>
+            <w:r>
+              <w:rPr>
+                <w:sz w:val="19"/>
+                <w:szCs w:val="19"/>
+              </w:rPr>
+              <w:t xml:space="preserve">A single example that shows a statement is not always true.</w:t>
+            </w:r>
+          </w:p>
+        </w:tc>
+        <w:tc>
+          <w:tcPr>
+            <w:tcW w:type="dxa" w:w="2200"/>
+            <w:tcMar>
+              <w:top w:type="dxa" w:w="60"/>
+              <w:left w:type="dxa" w:w="100"/>
+              <w:bottom w:type="dxa" w:w="60"/>
+              <w:right w:type="dxa" w:w="100"/>
+            </w:tcMar>
+            <w:vAlign w:val="top"/>
+          </w:tcPr>
+          <w:p>
+            <w:pPr>
+              <w:spacing w:after="30" w:before="0"/>
+            </w:pPr>
+            <w:r>
+              <w:rPr>
+                <w:i/>
+                <w:iCs/>
+                <w:color w:val="5E6E7E"/>
+                <w:sz w:val="18"/>
+                <w:szCs w:val="18"/>
+              </w:rPr>
+              <w:t xml:space="preserve">Not counterexample: write a counter-example that does not fit the rule.</w:t>
+            </w:r>
+          </w:p>
+          <w:p>
+            <w:pPr>
+              <w:spacing w:after="50" w:before="0"/>
+            </w:pPr>
+            <w:r>
+              <w:rPr>
+                <w:color w:val="BBBBBB"/>
+                <w:sz w:val="18"/>
+                <w:szCs w:val="18"/>
+              </w:rPr>
+              <w:t xml:space="preserve">____________________________</w:t>
+            </w:r>
+          </w:p>
+        </w:tc>
+        <w:tc>
+          <w:tcPr>
+            <w:tcW w:type="dxa" w:w="2200"/>
+            <w:tcMar>
+              <w:top w:type="dxa" w:w="60"/>
+              <w:left w:type="dxa" w:w="100"/>
+              <w:bottom w:type="dxa" w:w="60"/>
+              <w:right w:type="dxa" w:w="100"/>
+            </w:tcMar>
+            <w:vAlign w:val="top"/>
+          </w:tcPr>
+          <w:p>
+            <w:pPr>
+              <w:spacing w:after="0" w:before="0"/>
+            </w:pPr>
+            <w:r>
+              <w:rPr>
+                <w:i/>
+                <w:iCs/>
+                <w:color w:val="5E6E7E"/>
+                <w:sz w:val="18"/>
+                <w:szCs w:val="18"/>
+              </w:rPr>
+              <w:t xml:space="preserve">One jumbo box sold half full of air breaks “bigger always holds more”.</w:t>
+            </w:r>
+          </w:p>
+        </w:tc>
+      </w:tr>
+      <w:tr>
+        <w:trPr>
+          <w:cantSplit/>
+        </w:trPr>
+        <w:tc>
+          <w:tcPr>
+            <w:tcW w:type="dxa" w:w="1800"/>
+            <w:tcMar>
+              <w:top w:type="dxa" w:w="60"/>
+              <w:left w:type="dxa" w:w="100"/>
+              <w:bottom w:type="dxa" w:w="60"/>
+              <w:right w:type="dxa" w:w="100"/>
+            </w:tcMar>
+            <w:vAlign w:val="top"/>
+          </w:tcPr>
+          <w:p>
+            <w:pPr>
+              <w:spacing w:after="20" w:before="0"/>
+            </w:pPr>
+            <w:r>
+              <w:rPr>
+                <w:b/>
+                <w:bCs/>
+                <w:color w:val="0F2B3C"/>
+                <w:sz w:val="20"/>
+                <w:szCs w:val="20"/>
+              </w:rPr>
+              <w:t xml:space="preserve">volume</w:t>
+            </w:r>
+          </w:p>
+          <w:p>
+            <w:pPr>
+              <w:spacing w:after="0" w:before="0"/>
+            </w:pPr>
+            <w:r>
+              <w:rPr>
+                <w:i/>
+                <w:iCs/>
+                <w:color w:val="5E6E7E"/>
+                <w:sz w:val="18"/>
+                <w:szCs w:val="18"/>
+              </w:rPr>
+              <w:t xml:space="preserve">volumen</w:t>
+            </w:r>
+          </w:p>
+        </w:tc>
+        <w:tc>
+          <w:tcPr>
+            <w:tcW w:type="dxa" w:w="3160"/>
+            <w:tcMar>
+              <w:top w:type="dxa" w:w="60"/>
+              <w:left w:type="dxa" w:w="100"/>
+              <w:bottom w:type="dxa" w:w="60"/>
+              <w:right w:type="dxa" w:w="100"/>
+            </w:tcMar>
+            <w:vAlign w:val="top"/>
+          </w:tcPr>
+          <w:p>
+            <w:pPr>
+              <w:spacing w:after="0" w:before="0"/>
+            </w:pPr>
+            <w:r>
+              <w:rPr>
+                <w:sz w:val="19"/>
+                <w:szCs w:val="19"/>
+              </w:rPr>
+              <w:t xml:space="preserve">The amount of space a solid figure takes up, measured in cubic units.</w:t>
+            </w:r>
+          </w:p>
+        </w:tc>
+        <w:tc>
+          <w:tcPr>
+            <w:tcW w:type="dxa" w:w="2200"/>
+            <w:tcMar>
+              <w:top w:type="dxa" w:w="60"/>
+              <w:left w:type="dxa" w:w="100"/>
+              <w:bottom w:type="dxa" w:w="60"/>
+              <w:right w:type="dxa" w:w="100"/>
+            </w:tcMar>
+            <w:vAlign w:val="top"/>
+          </w:tcPr>
+          <w:p>
+            <w:pPr>
+              <w:spacing w:after="30" w:before="0"/>
+            </w:pPr>
+            <w:r>
+              <w:rPr>
+                <w:i/>
+                <w:iCs/>
+                <w:color w:val="5E6E7E"/>
+                <w:sz w:val="18"/>
+                <w:szCs w:val="18"/>
+              </w:rPr>
+              <w:t xml:space="preserve">Not volume: write a counter-example that does not fit the rule.</w:t>
+            </w:r>
+          </w:p>
+          <w:p>
+            <w:pPr>
+              <w:spacing w:after="50" w:before="0"/>
+            </w:pPr>
+            <w:r>
+              <w:rPr>
+                <w:color w:val="BBBBBB"/>
+                <w:sz w:val="18"/>
+                <w:szCs w:val="18"/>
+              </w:rPr>
+              <w:t xml:space="preserve">____________________________</w:t>
+            </w:r>
+          </w:p>
+        </w:tc>
+        <w:tc>
+          <w:tcPr>
+            <w:tcW w:type="dxa" w:w="2200"/>
+            <w:tcMar>
+              <w:top w:type="dxa" w:w="60"/>
+              <w:left w:type="dxa" w:w="100"/>
+              <w:bottom w:type="dxa" w:w="60"/>
+              <w:right w:type="dxa" w:w="100"/>
+            </w:tcMar>
+            <w:vAlign w:val="top"/>
+          </w:tcPr>
+          <w:p>
+            <w:pPr>
+              <w:spacing w:after="0" w:before="0"/>
+            </w:pPr>
+            <w:r>
+              <w:rPr>
+                <w:i/>
+                <w:iCs/>
+                <w:color w:val="5E6E7E"/>
+                <w:sz w:val="18"/>
+                <w:szCs w:val="18"/>
+              </w:rPr>
+              <w:t xml:space="preserve">8 in × 3 in × 10 in = 240 cubic inches of cereal space.</w:t>
+            </w:r>
+          </w:p>
+        </w:tc>
+      </w:tr>
+      <w:tr>
+        <w:trPr>
+          <w:cantSplit/>
+        </w:trPr>
+        <w:tc>
+          <w:tcPr>
+            <w:tcW w:type="dxa" w:w="1800"/>
+            <w:tcMar>
+              <w:top w:type="dxa" w:w="60"/>
+              <w:left w:type="dxa" w:w="100"/>
+              <w:bottom w:type="dxa" w:w="60"/>
+              <w:right w:type="dxa" w:w="100"/>
+            </w:tcMar>
+            <w:vAlign w:val="top"/>
+          </w:tcPr>
+          <w:p>
+            <w:pPr>
+              <w:spacing w:after="20" w:before="0"/>
+            </w:pPr>
+            <w:r>
+              <w:rPr>
+                <w:b/>
+                <w:bCs/>
+                <w:color w:val="0F2B3C"/>
+                <w:sz w:val="20"/>
+                <w:szCs w:val="20"/>
+              </w:rPr>
+              <w:t xml:space="preserve">cubic unit</w:t>
+            </w:r>
+          </w:p>
+          <w:p>
+            <w:pPr>
+              <w:spacing w:after="0" w:before="0"/>
+            </w:pPr>
+            <w:r>
+              <w:rPr>
+                <w:i/>
+                <w:iCs/>
+                <w:color w:val="5E6E7E"/>
+                <w:sz w:val="18"/>
+                <w:szCs w:val="18"/>
+              </w:rPr>
+              <w:t xml:space="preserve">unidad cúbica</w:t>
+            </w:r>
+          </w:p>
+        </w:tc>
+        <w:tc>
+          <w:tcPr>
+            <w:tcW w:type="dxa" w:w="3160"/>
+            <w:tcMar>
+              <w:top w:type="dxa" w:w="60"/>
+              <w:left w:type="dxa" w:w="100"/>
+              <w:bottom w:type="dxa" w:w="60"/>
+              <w:right w:type="dxa" w:w="100"/>
+            </w:tcMar>
+            <w:vAlign w:val="top"/>
+          </w:tcPr>
+          <w:p>
+            <w:pPr>
+              <w:spacing w:after="0" w:before="0"/>
+            </w:pPr>
+            <w:r>
+              <w:rPr>
+                <w:sz w:val="19"/>
+                <w:szCs w:val="19"/>
+              </w:rPr>
+              <w:t xml:space="preserve">A cube with edges 1 unit long — the unit used to measure volume.</w:t>
+            </w:r>
+          </w:p>
+        </w:tc>
+        <w:tc>
+          <w:tcPr>
+            <w:tcW w:type="dxa" w:w="2200"/>
+            <w:tcMar>
+              <w:top w:type="dxa" w:w="60"/>
+              <w:left w:type="dxa" w:w="100"/>
+              <w:bottom w:type="dxa" w:w="60"/>
+              <w:right w:type="dxa" w:w="100"/>
+            </w:tcMar>
+            <w:vAlign w:val="top"/>
+          </w:tcPr>
+          <w:p>
+            <w:pPr>
+              <w:spacing w:after="30" w:before="0"/>
+            </w:pPr>
+            <w:r>
+              <w:rPr>
+                <w:i/>
+                <w:iCs/>
+                <w:color w:val="5E6E7E"/>
+                <w:sz w:val="18"/>
+                <w:szCs w:val="18"/>
+              </w:rPr>
+              <w:t xml:space="preserve">Not cubic unit: write a counter-example that does not fit the rule.</w:t>
+            </w:r>
+          </w:p>
+          <w:p>
+            <w:pPr>
+              <w:spacing w:after="50" w:before="0"/>
+            </w:pPr>
+            <w:r>
+              <w:rPr>
+                <w:color w:val="BBBBBB"/>
+                <w:sz w:val="18"/>
+                <w:szCs w:val="18"/>
+              </w:rPr>
+              <w:t xml:space="preserve">____________________________</w:t>
+            </w:r>
+          </w:p>
+        </w:tc>
+        <w:tc>
+          <w:tcPr>
+            <w:tcW w:type="dxa" w:w="2200"/>
+            <w:tcMar>
+              <w:top w:type="dxa" w:w="60"/>
+              <w:left w:type="dxa" w:w="100"/>
+              <w:bottom w:type="dxa" w:w="60"/>
+              <w:right w:type="dxa" w:w="100"/>
+            </w:tcMar>
+            <w:vAlign w:val="top"/>
+          </w:tcPr>
+          <w:p>
+            <w:pPr>
+              <w:spacing w:after="0" w:before="0"/>
+            </w:pPr>
+            <w:r>
+              <w:rPr>
+                <w:i/>
+                <w:iCs/>
+                <w:color w:val="5E6E7E"/>
+                <w:sz w:val="18"/>
+                <w:szCs w:val="18"/>
+              </w:rPr>
+              <w:t xml:space="preserve">One cube, 1 unit on every edge — the block volume is counted in.</w:t>
+            </w:r>
+          </w:p>
+        </w:tc>
+      </w:tr>
+    </w:tbl>
+    <w:p>
+      <w:pPr>
+        <w:spacing w:after="120" w:before="140"/>
       </w:pPr>
       <w:r>
         <w:rPr>
@@ -157,169 +995,1301 @@
         <w:t xml:space="preserve">Multiplica paso a paso.</w:t>
       </w:r>
     </w:p>
-    <w:p>
-      <w:pPr>
-        <w:spacing w:after="40" w:before="0"/>
-      </w:pPr>
-      <w:r>
-        <w:rPr>
-          <w:sz w:val="22"/>
-          <w:szCs w:val="22"/>
-        </w:rPr>
-        <w:t xml:space="preserve">1.  What is 4 × 3?</w:t>
-      </w:r>
-    </w:p>
+    <w:tbl>
+      <w:tblPr>
+        <w:tblW w:type="dxa" w:w="9360"/>
+        <w:tblBorders>
+          <w:top w:val="single" w:color="C7D2DD" w:sz="6"/>
+          <w:left w:val="single" w:color="C7D2DD" w:sz="6"/>
+          <w:bottom w:val="single" w:color="C7D2DD" w:sz="6"/>
+          <w:right w:val="single" w:color="C7D2DD" w:sz="6"/>
+          <w:insideH w:val="single" w:color="C7D2DD" w:sz="6"/>
+          <w:insideV w:val="single" w:color="C7D2DD" w:sz="6"/>
+        </w:tblBorders>
+      </w:tblPr>
+      <w:tblGrid>
+        <w:gridCol w:w="2800"/>
+        <w:gridCol w:w="3560"/>
+        <w:gridCol w:w="3000"/>
+      </w:tblGrid>
+      <w:tr>
+        <w:trPr>
+          <w:cantSplit/>
+          <w:tblHeader/>
+        </w:trPr>
+        <w:tc>
+          <w:tcPr>
+            <w:tcW w:type="dxa" w:w="2800"/>
+            <w:shd w:fill="EEF4F8" w:color="auto" w:val="clear"/>
+            <w:tcMar>
+              <w:top w:type="dxa" w:w="60"/>
+              <w:left w:type="dxa" w:w="100"/>
+              <w:bottom w:type="dxa" w:w="60"/>
+              <w:right w:type="dxa" w:w="100"/>
+            </w:tcMar>
+          </w:tcPr>
+          <w:p>
+            <w:pPr>
+              <w:spacing w:after="0" w:before="0"/>
+            </w:pPr>
+            <w:r>
+              <w:rPr>
+                <w:b/>
+                <w:bCs/>
+                <w:color w:val="0F2B3C"/>
+                <w:sz w:val="16"/>
+                <w:szCs w:val="16"/>
+              </w:rPr>
+              <w:t xml:space="preserve">CORE PROBLEM / GIVEN REPRESENTATION</w:t>
+            </w:r>
+          </w:p>
+        </w:tc>
+        <w:tc>
+          <w:tcPr>
+            <w:tcW w:type="dxa" w:w="3560"/>
+            <w:shd w:fill="EEF4F8" w:color="auto" w:val="clear"/>
+            <w:tcMar>
+              <w:top w:type="dxa" w:w="60"/>
+              <w:left w:type="dxa" w:w="100"/>
+              <w:bottom w:type="dxa" w:w="60"/>
+              <w:right w:type="dxa" w:w="100"/>
+            </w:tcMar>
+          </w:tcPr>
+          <w:p>
+            <w:pPr>
+              <w:spacing w:after="0" w:before="0"/>
+            </w:pPr>
+            <w:r>
+              <w:rPr>
+                <w:b/>
+                <w:bCs/>
+                <w:color w:val="0F2B3C"/>
+                <w:sz w:val="16"/>
+                <w:szCs w:val="16"/>
+              </w:rPr>
+              <w:t xml:space="preserve">WORKING SPACE / CALCULATION STEPS</w:t>
+            </w:r>
+          </w:p>
+        </w:tc>
+        <w:tc>
+          <w:tcPr>
+            <w:tcW w:type="dxa" w:w="3000"/>
+            <w:shd w:fill="FBF3E2" w:color="auto" w:val="clear"/>
+            <w:tcMar>
+              <w:top w:type="dxa" w:w="60"/>
+              <w:left w:type="dxa" w:w="100"/>
+              <w:bottom w:type="dxa" w:w="60"/>
+              <w:right w:type="dxa" w:w="100"/>
+            </w:tcMar>
+          </w:tcPr>
+          <w:p>
+            <w:pPr>
+              <w:spacing w:after="0" w:before="0"/>
+            </w:pPr>
+            <w:r>
+              <w:rPr>
+                <w:b/>
+                <w:bCs/>
+                <w:color w:val="7A5400"/>
+                <w:sz w:val="16"/>
+                <w:szCs w:val="16"/>
+              </w:rPr>
+              <w:t xml:space="preserve">EXPLAIN YOUR REASONING</w:t>
+            </w:r>
+          </w:p>
+        </w:tc>
+      </w:tr>
+      <w:tr>
+        <w:trPr>
+          <w:cantSplit/>
+        </w:trPr>
+        <w:tc>
+          <w:tcPr>
+            <w:tcW w:type="dxa" w:w="2800"/>
+            <w:tcMar>
+              <w:top w:type="dxa" w:w="80"/>
+              <w:left w:type="dxa" w:w="100"/>
+              <w:bottom w:type="dxa" w:w="80"/>
+              <w:right w:type="dxa" w:w="100"/>
+            </w:tcMar>
+            <w:vAlign w:val="top"/>
+          </w:tcPr>
+          <w:p>
+            <w:pPr>
+              <w:spacing w:after="40" w:before="0"/>
+            </w:pPr>
+            <w:r>
+              <w:rPr>
+                <w:b/>
+                <w:bCs/>
+                <w:color w:val="0F2B3C"/>
+                <w:sz w:val="20"/>
+                <w:szCs w:val="20"/>
+              </w:rPr>
+              <w:t xml:space="preserve">1.  What is 4 × 3?</w:t>
+            </w:r>
+          </w:p>
+          <w:p>
+            <w:pPr>
+              <w:spacing w:after="40" w:before="0"/>
+            </w:pPr>
+            <w:r>
+              <w:rPr>
+                <w:i/>
+                <w:iCs/>
+                <w:color w:val="3F4D5C"/>
+                <w:sz w:val="20"/>
+                <w:szCs w:val="20"/>
+              </w:rPr>
+              <w:t xml:space="preserve">A. ¿Cuánto es 4 × 3?</w:t>
+            </w:r>
+          </w:p>
+        </w:tc>
+        <w:tc>
+          <w:tcPr>
+            <w:tcW w:type="dxa" w:w="3560"/>
+            <w:tcMar>
+              <w:top w:type="dxa" w:w="80"/>
+              <w:left w:type="dxa" w:w="100"/>
+              <w:bottom w:type="dxa" w:w="80"/>
+              <w:right w:type="dxa" w:w="100"/>
+            </w:tcMar>
+            <w:vAlign w:val="top"/>
+          </w:tcPr>
+          <w:p>
+            <w:pPr>
+              <w:spacing w:after="50" w:before="0"/>
+            </w:pPr>
+            <w:r>
+              <w:rPr>
+                <w:color w:val="BBBBBB"/>
+                <w:sz w:val="18"/>
+                <w:szCs w:val="18"/>
+              </w:rPr>
+              <w:t xml:space="preserve">____________________________</w:t>
+            </w:r>
+          </w:p>
+          <w:p>
+            <w:pPr>
+              <w:spacing w:after="50" w:before="0"/>
+            </w:pPr>
+            <w:r>
+              <w:rPr>
+                <w:color w:val="BBBBBB"/>
+                <w:sz w:val="18"/>
+                <w:szCs w:val="18"/>
+              </w:rPr>
+              <w:t xml:space="preserve">____________________________</w:t>
+            </w:r>
+          </w:p>
+          <w:p>
+            <w:pPr>
+              <w:spacing w:after="50" w:before="0"/>
+            </w:pPr>
+            <w:r>
+              <w:rPr>
+                <w:color w:val="BBBBBB"/>
+                <w:sz w:val="18"/>
+                <w:szCs w:val="18"/>
+              </w:rPr>
+              <w:t xml:space="preserve">____________________________</w:t>
+            </w:r>
+          </w:p>
+          <w:p>
+            <w:pPr>
+              <w:spacing w:after="50" w:before="0"/>
+            </w:pPr>
+            <w:r>
+              <w:rPr>
+                <w:color w:val="BBBBBB"/>
+                <w:sz w:val="18"/>
+                <w:szCs w:val="18"/>
+              </w:rPr>
+              <w:t xml:space="preserve">____________________________</w:t>
+            </w:r>
+          </w:p>
+        </w:tc>
+        <w:tc>
+          <w:tcPr>
+            <w:tcW w:type="dxa" w:w="3000"/>
+            <w:shd w:fill="FBF3E2" w:color="auto" w:val="clear"/>
+            <w:tcMar>
+              <w:top w:type="dxa" w:w="80"/>
+              <w:left w:type="dxa" w:w="100"/>
+              <w:bottom w:type="dxa" w:w="80"/>
+              <w:right w:type="dxa" w:w="100"/>
+            </w:tcMar>
+            <w:vAlign w:val="top"/>
+          </w:tcPr>
+          <w:p>
+            <w:pPr>
+              <w:spacing w:after="30" w:before="0"/>
+            </w:pPr>
+            <w:r>
+              <w:rPr>
+                <w:b/>
+                <w:bCs/>
+                <w:color w:val="0F2B3C"/>
+                <w:sz w:val="18"/>
+                <w:szCs w:val="18"/>
+              </w:rPr>
+              <w:t xml:space="preserve">Because... ________________</w:t>
+            </w:r>
+          </w:p>
+          <w:p>
+            <w:pPr>
+              <w:spacing w:after="50" w:before="0"/>
+            </w:pPr>
+            <w:r>
+              <w:rPr>
+                <w:color w:val="BBBBBB"/>
+                <w:sz w:val="18"/>
+                <w:szCs w:val="18"/>
+              </w:rPr>
+              <w:t xml:space="preserve">____________________________</w:t>
+            </w:r>
+          </w:p>
+          <w:p>
+            <w:pPr>
+              <w:spacing w:after="30" w:before="40"/>
+            </w:pPr>
+            <w:r>
+              <w:rPr>
+                <w:b/>
+                <w:bCs/>
+                <w:color w:val="1A6FB5"/>
+                <w:sz w:val="18"/>
+                <w:szCs w:val="18"/>
+              </w:rPr>
+              <w:t xml:space="preserve">Although... _______________</w:t>
+            </w:r>
+          </w:p>
+          <w:p>
+            <w:pPr>
+              <w:spacing w:after="50" w:before="0"/>
+            </w:pPr>
+            <w:r>
+              <w:rPr>
+                <w:color w:val="BBBBBB"/>
+                <w:sz w:val="18"/>
+                <w:szCs w:val="18"/>
+              </w:rPr>
+              <w:t xml:space="preserve">____________________________</w:t>
+            </w:r>
+          </w:p>
+          <w:p>
+            <w:pPr>
+              <w:spacing w:after="30" w:before="40"/>
+            </w:pPr>
+            <w:r>
+              <w:rPr>
+                <w:b/>
+                <w:bCs/>
+                <w:color w:val="7A5400"/>
+                <w:sz w:val="18"/>
+                <w:szCs w:val="18"/>
+              </w:rPr>
+              <w:t xml:space="preserve">Therefore... ______________</w:t>
+            </w:r>
+          </w:p>
+          <w:p>
+            <w:pPr>
+              <w:spacing w:after="50" w:before="0"/>
+            </w:pPr>
+            <w:r>
+              <w:rPr>
+                <w:color w:val="BBBBBB"/>
+                <w:sz w:val="18"/>
+                <w:szCs w:val="18"/>
+              </w:rPr>
+              <w:t xml:space="preserve">____________________________</w:t>
+            </w:r>
+          </w:p>
+        </w:tc>
+      </w:tr>
+    </w:tbl>
     <w:p>
       <w:pPr>
         <w:spacing w:after="60" w:before="0"/>
       </w:pPr>
       <w:r>
-        <w:rPr>
-          <w:i/>
-          <w:iCs/>
-          <w:color w:val="3F4D5C"/>
-          <w:sz w:val="20"/>
-          <w:szCs w:val="20"/>
-        </w:rPr>
-        <w:t xml:space="preserve">A. ¿Cuánto es 4 × 3?</w:t>
-      </w:r>
-    </w:p>
-    <w:p>
-      <w:pPr>
-        <w:spacing w:after="80" w:before="0"/>
-      </w:pPr>
-      <w:r>
-        <w:rPr>
-          <w:color w:val="BBBBBB"/>
-        </w:rPr>
-        <w:t xml:space="preserve">____________________________________________________</w:t>
-      </w:r>
-    </w:p>
-    <w:p>
-      <w:pPr>
-        <w:spacing w:after="40" w:before="0"/>
-      </w:pPr>
-      <w:r>
-        <w:rPr>
-          <w:sz w:val="22"/>
-          <w:szCs w:val="22"/>
-        </w:rPr>
-        <w:t xml:space="preserve">2.  What is 12 × 2?</w:t>
-      </w:r>
-    </w:p>
+        <w:t xml:space="preserve"/>
+      </w:r>
+    </w:p>
+    <w:tbl>
+      <w:tblPr>
+        <w:tblW w:type="dxa" w:w="9360"/>
+        <w:tblBorders>
+          <w:top w:val="single" w:color="C7D2DD" w:sz="6"/>
+          <w:left w:val="single" w:color="C7D2DD" w:sz="6"/>
+          <w:bottom w:val="single" w:color="C7D2DD" w:sz="6"/>
+          <w:right w:val="single" w:color="C7D2DD" w:sz="6"/>
+          <w:insideH w:val="single" w:color="C7D2DD" w:sz="6"/>
+          <w:insideV w:val="single" w:color="C7D2DD" w:sz="6"/>
+        </w:tblBorders>
+      </w:tblPr>
+      <w:tblGrid>
+        <w:gridCol w:w="2800"/>
+        <w:gridCol w:w="3560"/>
+        <w:gridCol w:w="3000"/>
+      </w:tblGrid>
+      <w:tr>
+        <w:trPr>
+          <w:cantSplit/>
+          <w:tblHeader/>
+        </w:trPr>
+        <w:tc>
+          <w:tcPr>
+            <w:tcW w:type="dxa" w:w="2800"/>
+            <w:shd w:fill="EEF4F8" w:color="auto" w:val="clear"/>
+            <w:tcMar>
+              <w:top w:type="dxa" w:w="60"/>
+              <w:left w:type="dxa" w:w="100"/>
+              <w:bottom w:type="dxa" w:w="60"/>
+              <w:right w:type="dxa" w:w="100"/>
+            </w:tcMar>
+          </w:tcPr>
+          <w:p>
+            <w:pPr>
+              <w:spacing w:after="0" w:before="0"/>
+            </w:pPr>
+            <w:r>
+              <w:rPr>
+                <w:b/>
+                <w:bCs/>
+                <w:color w:val="0F2B3C"/>
+                <w:sz w:val="16"/>
+                <w:szCs w:val="16"/>
+              </w:rPr>
+              <w:t xml:space="preserve">CORE PROBLEM / GIVEN REPRESENTATION</w:t>
+            </w:r>
+          </w:p>
+        </w:tc>
+        <w:tc>
+          <w:tcPr>
+            <w:tcW w:type="dxa" w:w="3560"/>
+            <w:shd w:fill="EEF4F8" w:color="auto" w:val="clear"/>
+            <w:tcMar>
+              <w:top w:type="dxa" w:w="60"/>
+              <w:left w:type="dxa" w:w="100"/>
+              <w:bottom w:type="dxa" w:w="60"/>
+              <w:right w:type="dxa" w:w="100"/>
+            </w:tcMar>
+          </w:tcPr>
+          <w:p>
+            <w:pPr>
+              <w:spacing w:after="0" w:before="0"/>
+            </w:pPr>
+            <w:r>
+              <w:rPr>
+                <w:b/>
+                <w:bCs/>
+                <w:color w:val="0F2B3C"/>
+                <w:sz w:val="16"/>
+                <w:szCs w:val="16"/>
+              </w:rPr>
+              <w:t xml:space="preserve">WORKING SPACE / CALCULATION STEPS</w:t>
+            </w:r>
+          </w:p>
+        </w:tc>
+        <w:tc>
+          <w:tcPr>
+            <w:tcW w:type="dxa" w:w="3000"/>
+            <w:shd w:fill="FBF3E2" w:color="auto" w:val="clear"/>
+            <w:tcMar>
+              <w:top w:type="dxa" w:w="60"/>
+              <w:left w:type="dxa" w:w="100"/>
+              <w:bottom w:type="dxa" w:w="60"/>
+              <w:right w:type="dxa" w:w="100"/>
+            </w:tcMar>
+          </w:tcPr>
+          <w:p>
+            <w:pPr>
+              <w:spacing w:after="0" w:before="0"/>
+            </w:pPr>
+            <w:r>
+              <w:rPr>
+                <w:b/>
+                <w:bCs/>
+                <w:color w:val="7A5400"/>
+                <w:sz w:val="16"/>
+                <w:szCs w:val="16"/>
+              </w:rPr>
+              <w:t xml:space="preserve">EXPLAIN YOUR REASONING</w:t>
+            </w:r>
+          </w:p>
+        </w:tc>
+      </w:tr>
+      <w:tr>
+        <w:trPr>
+          <w:cantSplit/>
+        </w:trPr>
+        <w:tc>
+          <w:tcPr>
+            <w:tcW w:type="dxa" w:w="2800"/>
+            <w:tcMar>
+              <w:top w:type="dxa" w:w="80"/>
+              <w:left w:type="dxa" w:w="100"/>
+              <w:bottom w:type="dxa" w:w="80"/>
+              <w:right w:type="dxa" w:w="100"/>
+            </w:tcMar>
+            <w:vAlign w:val="top"/>
+          </w:tcPr>
+          <w:p>
+            <w:pPr>
+              <w:spacing w:after="40" w:before="0"/>
+            </w:pPr>
+            <w:r>
+              <w:rPr>
+                <w:b/>
+                <w:bCs/>
+                <w:color w:val="0F2B3C"/>
+                <w:sz w:val="20"/>
+                <w:szCs w:val="20"/>
+              </w:rPr>
+              <w:t xml:space="preserve">2.  What is 12 × 2?</w:t>
+            </w:r>
+          </w:p>
+          <w:p>
+            <w:pPr>
+              <w:spacing w:after="40" w:before="0"/>
+            </w:pPr>
+            <w:r>
+              <w:rPr>
+                <w:i/>
+                <w:iCs/>
+                <w:color w:val="3F4D5C"/>
+                <w:sz w:val="20"/>
+                <w:szCs w:val="20"/>
+              </w:rPr>
+              <w:t xml:space="preserve">B. ¿Cuánto es 12 × 2?</w:t>
+            </w:r>
+          </w:p>
+        </w:tc>
+        <w:tc>
+          <w:tcPr>
+            <w:tcW w:type="dxa" w:w="3560"/>
+            <w:tcMar>
+              <w:top w:type="dxa" w:w="80"/>
+              <w:left w:type="dxa" w:w="100"/>
+              <w:bottom w:type="dxa" w:w="80"/>
+              <w:right w:type="dxa" w:w="100"/>
+            </w:tcMar>
+            <w:vAlign w:val="top"/>
+          </w:tcPr>
+          <w:p>
+            <w:pPr>
+              <w:spacing w:after="50" w:before="0"/>
+            </w:pPr>
+            <w:r>
+              <w:rPr>
+                <w:color w:val="BBBBBB"/>
+                <w:sz w:val="18"/>
+                <w:szCs w:val="18"/>
+              </w:rPr>
+              <w:t xml:space="preserve">____________________________</w:t>
+            </w:r>
+          </w:p>
+          <w:p>
+            <w:pPr>
+              <w:spacing w:after="50" w:before="0"/>
+            </w:pPr>
+            <w:r>
+              <w:rPr>
+                <w:color w:val="BBBBBB"/>
+                <w:sz w:val="18"/>
+                <w:szCs w:val="18"/>
+              </w:rPr>
+              <w:t xml:space="preserve">____________________________</w:t>
+            </w:r>
+          </w:p>
+          <w:p>
+            <w:pPr>
+              <w:spacing w:after="50" w:before="0"/>
+            </w:pPr>
+            <w:r>
+              <w:rPr>
+                <w:color w:val="BBBBBB"/>
+                <w:sz w:val="18"/>
+                <w:szCs w:val="18"/>
+              </w:rPr>
+              <w:t xml:space="preserve">____________________________</w:t>
+            </w:r>
+          </w:p>
+          <w:p>
+            <w:pPr>
+              <w:spacing w:after="50" w:before="0"/>
+            </w:pPr>
+            <w:r>
+              <w:rPr>
+                <w:color w:val="BBBBBB"/>
+                <w:sz w:val="18"/>
+                <w:szCs w:val="18"/>
+              </w:rPr>
+              <w:t xml:space="preserve">____________________________</w:t>
+            </w:r>
+          </w:p>
+        </w:tc>
+        <w:tc>
+          <w:tcPr>
+            <w:tcW w:type="dxa" w:w="3000"/>
+            <w:shd w:fill="FBF3E2" w:color="auto" w:val="clear"/>
+            <w:tcMar>
+              <w:top w:type="dxa" w:w="80"/>
+              <w:left w:type="dxa" w:w="100"/>
+              <w:bottom w:type="dxa" w:w="80"/>
+              <w:right w:type="dxa" w:w="100"/>
+            </w:tcMar>
+            <w:vAlign w:val="top"/>
+          </w:tcPr>
+          <w:p>
+            <w:pPr>
+              <w:spacing w:after="30" w:before="0"/>
+            </w:pPr>
+            <w:r>
+              <w:rPr>
+                <w:b/>
+                <w:bCs/>
+                <w:color w:val="0F2B3C"/>
+                <w:sz w:val="18"/>
+                <w:szCs w:val="18"/>
+              </w:rPr>
+              <w:t xml:space="preserve">Because... ________________</w:t>
+            </w:r>
+          </w:p>
+          <w:p>
+            <w:pPr>
+              <w:spacing w:after="50" w:before="0"/>
+            </w:pPr>
+            <w:r>
+              <w:rPr>
+                <w:color w:val="BBBBBB"/>
+                <w:sz w:val="18"/>
+                <w:szCs w:val="18"/>
+              </w:rPr>
+              <w:t xml:space="preserve">____________________________</w:t>
+            </w:r>
+          </w:p>
+          <w:p>
+            <w:pPr>
+              <w:spacing w:after="30" w:before="40"/>
+            </w:pPr>
+            <w:r>
+              <w:rPr>
+                <w:b/>
+                <w:bCs/>
+                <w:color w:val="1A6FB5"/>
+                <w:sz w:val="18"/>
+                <w:szCs w:val="18"/>
+              </w:rPr>
+              <w:t xml:space="preserve">Although... _______________</w:t>
+            </w:r>
+          </w:p>
+          <w:p>
+            <w:pPr>
+              <w:spacing w:after="50" w:before="0"/>
+            </w:pPr>
+            <w:r>
+              <w:rPr>
+                <w:color w:val="BBBBBB"/>
+                <w:sz w:val="18"/>
+                <w:szCs w:val="18"/>
+              </w:rPr>
+              <w:t xml:space="preserve">____________________________</w:t>
+            </w:r>
+          </w:p>
+          <w:p>
+            <w:pPr>
+              <w:spacing w:after="30" w:before="40"/>
+            </w:pPr>
+            <w:r>
+              <w:rPr>
+                <w:b/>
+                <w:bCs/>
+                <w:color w:val="7A5400"/>
+                <w:sz w:val="18"/>
+                <w:szCs w:val="18"/>
+              </w:rPr>
+              <w:t xml:space="preserve">Therefore... ______________</w:t>
+            </w:r>
+          </w:p>
+          <w:p>
+            <w:pPr>
+              <w:spacing w:after="50" w:before="0"/>
+            </w:pPr>
+            <w:r>
+              <w:rPr>
+                <w:color w:val="BBBBBB"/>
+                <w:sz w:val="18"/>
+                <w:szCs w:val="18"/>
+              </w:rPr>
+              <w:t xml:space="preserve">____________________________</w:t>
+            </w:r>
+          </w:p>
+        </w:tc>
+      </w:tr>
+    </w:tbl>
     <w:p>
       <w:pPr>
         <w:spacing w:after="60" w:before="0"/>
       </w:pPr>
       <w:r>
-        <w:rPr>
-          <w:i/>
-          <w:iCs/>
-          <w:color w:val="3F4D5C"/>
-          <w:sz w:val="20"/>
-          <w:szCs w:val="20"/>
-        </w:rPr>
-        <w:t xml:space="preserve">B. ¿Cuánto es 12 × 2?</w:t>
-      </w:r>
-    </w:p>
-    <w:p>
-      <w:pPr>
-        <w:spacing w:after="80" w:before="0"/>
-      </w:pPr>
-      <w:r>
-        <w:rPr>
-          <w:color w:val="BBBBBB"/>
-        </w:rPr>
-        <w:t xml:space="preserve">____________________________________________________</w:t>
-      </w:r>
-    </w:p>
-    <w:p>
-      <w:pPr>
-        <w:spacing w:after="40" w:before="0"/>
-      </w:pPr>
-      <w:r>
-        <w:rPr>
-          <w:sz w:val="22"/>
-          <w:szCs w:val="22"/>
-        </w:rPr>
-        <w:t xml:space="preserve">3.  What is 400 × 2?</w:t>
-      </w:r>
-    </w:p>
+        <w:t xml:space="preserve"/>
+      </w:r>
+    </w:p>
+    <w:tbl>
+      <w:tblPr>
+        <w:tblW w:type="dxa" w:w="9360"/>
+        <w:tblBorders>
+          <w:top w:val="single" w:color="C7D2DD" w:sz="6"/>
+          <w:left w:val="single" w:color="C7D2DD" w:sz="6"/>
+          <w:bottom w:val="single" w:color="C7D2DD" w:sz="6"/>
+          <w:right w:val="single" w:color="C7D2DD" w:sz="6"/>
+          <w:insideH w:val="single" w:color="C7D2DD" w:sz="6"/>
+          <w:insideV w:val="single" w:color="C7D2DD" w:sz="6"/>
+        </w:tblBorders>
+      </w:tblPr>
+      <w:tblGrid>
+        <w:gridCol w:w="2800"/>
+        <w:gridCol w:w="3560"/>
+        <w:gridCol w:w="3000"/>
+      </w:tblGrid>
+      <w:tr>
+        <w:trPr>
+          <w:cantSplit/>
+          <w:tblHeader/>
+        </w:trPr>
+        <w:tc>
+          <w:tcPr>
+            <w:tcW w:type="dxa" w:w="2800"/>
+            <w:shd w:fill="EEF4F8" w:color="auto" w:val="clear"/>
+            <w:tcMar>
+              <w:top w:type="dxa" w:w="60"/>
+              <w:left w:type="dxa" w:w="100"/>
+              <w:bottom w:type="dxa" w:w="60"/>
+              <w:right w:type="dxa" w:w="100"/>
+            </w:tcMar>
+          </w:tcPr>
+          <w:p>
+            <w:pPr>
+              <w:spacing w:after="0" w:before="0"/>
+            </w:pPr>
+            <w:r>
+              <w:rPr>
+                <w:b/>
+                <w:bCs/>
+                <w:color w:val="0F2B3C"/>
+                <w:sz w:val="16"/>
+                <w:szCs w:val="16"/>
+              </w:rPr>
+              <w:t xml:space="preserve">CORE PROBLEM / GIVEN REPRESENTATION</w:t>
+            </w:r>
+          </w:p>
+        </w:tc>
+        <w:tc>
+          <w:tcPr>
+            <w:tcW w:type="dxa" w:w="3560"/>
+            <w:shd w:fill="EEF4F8" w:color="auto" w:val="clear"/>
+            <w:tcMar>
+              <w:top w:type="dxa" w:w="60"/>
+              <w:left w:type="dxa" w:w="100"/>
+              <w:bottom w:type="dxa" w:w="60"/>
+              <w:right w:type="dxa" w:w="100"/>
+            </w:tcMar>
+          </w:tcPr>
+          <w:p>
+            <w:pPr>
+              <w:spacing w:after="0" w:before="0"/>
+            </w:pPr>
+            <w:r>
+              <w:rPr>
+                <w:b/>
+                <w:bCs/>
+                <w:color w:val="0F2B3C"/>
+                <w:sz w:val="16"/>
+                <w:szCs w:val="16"/>
+              </w:rPr>
+              <w:t xml:space="preserve">WORKING SPACE / CALCULATION STEPS</w:t>
+            </w:r>
+          </w:p>
+        </w:tc>
+        <w:tc>
+          <w:tcPr>
+            <w:tcW w:type="dxa" w:w="3000"/>
+            <w:shd w:fill="FBF3E2" w:color="auto" w:val="clear"/>
+            <w:tcMar>
+              <w:top w:type="dxa" w:w="60"/>
+              <w:left w:type="dxa" w:w="100"/>
+              <w:bottom w:type="dxa" w:w="60"/>
+              <w:right w:type="dxa" w:w="100"/>
+            </w:tcMar>
+          </w:tcPr>
+          <w:p>
+            <w:pPr>
+              <w:spacing w:after="0" w:before="0"/>
+            </w:pPr>
+            <w:r>
+              <w:rPr>
+                <w:b/>
+                <w:bCs/>
+                <w:color w:val="7A5400"/>
+                <w:sz w:val="16"/>
+                <w:szCs w:val="16"/>
+              </w:rPr>
+              <w:t xml:space="preserve">EXPLAIN YOUR REASONING</w:t>
+            </w:r>
+          </w:p>
+        </w:tc>
+      </w:tr>
+      <w:tr>
+        <w:trPr>
+          <w:cantSplit/>
+        </w:trPr>
+        <w:tc>
+          <w:tcPr>
+            <w:tcW w:type="dxa" w:w="2800"/>
+            <w:tcMar>
+              <w:top w:type="dxa" w:w="80"/>
+              <w:left w:type="dxa" w:w="100"/>
+              <w:bottom w:type="dxa" w:w="80"/>
+              <w:right w:type="dxa" w:w="100"/>
+            </w:tcMar>
+            <w:vAlign w:val="top"/>
+          </w:tcPr>
+          <w:p>
+            <w:pPr>
+              <w:spacing w:after="40" w:before="0"/>
+            </w:pPr>
+            <w:r>
+              <w:rPr>
+                <w:b/>
+                <w:bCs/>
+                <w:color w:val="0F2B3C"/>
+                <w:sz w:val="20"/>
+                <w:szCs w:val="20"/>
+              </w:rPr>
+              <w:t xml:space="preserve">3.  What is 400 × 2?</w:t>
+            </w:r>
+          </w:p>
+          <w:p>
+            <w:pPr>
+              <w:spacing w:after="40" w:before="0"/>
+            </w:pPr>
+            <w:r>
+              <w:rPr>
+                <w:i/>
+                <w:iCs/>
+                <w:color w:val="3F4D5C"/>
+                <w:sz w:val="20"/>
+                <w:szCs w:val="20"/>
+              </w:rPr>
+              <w:t xml:space="preserve">C. ¿Cuánto es 400 × 2?</w:t>
+            </w:r>
+          </w:p>
+        </w:tc>
+        <w:tc>
+          <w:tcPr>
+            <w:tcW w:type="dxa" w:w="3560"/>
+            <w:tcMar>
+              <w:top w:type="dxa" w:w="80"/>
+              <w:left w:type="dxa" w:w="100"/>
+              <w:bottom w:type="dxa" w:w="80"/>
+              <w:right w:type="dxa" w:w="100"/>
+            </w:tcMar>
+            <w:vAlign w:val="top"/>
+          </w:tcPr>
+          <w:p>
+            <w:pPr>
+              <w:spacing w:after="50" w:before="0"/>
+            </w:pPr>
+            <w:r>
+              <w:rPr>
+                <w:color w:val="BBBBBB"/>
+                <w:sz w:val="18"/>
+                <w:szCs w:val="18"/>
+              </w:rPr>
+              <w:t xml:space="preserve">____________________________</w:t>
+            </w:r>
+          </w:p>
+          <w:p>
+            <w:pPr>
+              <w:spacing w:after="50" w:before="0"/>
+            </w:pPr>
+            <w:r>
+              <w:rPr>
+                <w:color w:val="BBBBBB"/>
+                <w:sz w:val="18"/>
+                <w:szCs w:val="18"/>
+              </w:rPr>
+              <w:t xml:space="preserve">____________________________</w:t>
+            </w:r>
+          </w:p>
+          <w:p>
+            <w:pPr>
+              <w:spacing w:after="50" w:before="0"/>
+            </w:pPr>
+            <w:r>
+              <w:rPr>
+                <w:color w:val="BBBBBB"/>
+                <w:sz w:val="18"/>
+                <w:szCs w:val="18"/>
+              </w:rPr>
+              <w:t xml:space="preserve">____________________________</w:t>
+            </w:r>
+          </w:p>
+          <w:p>
+            <w:pPr>
+              <w:spacing w:after="50" w:before="0"/>
+            </w:pPr>
+            <w:r>
+              <w:rPr>
+                <w:color w:val="BBBBBB"/>
+                <w:sz w:val="18"/>
+                <w:szCs w:val="18"/>
+              </w:rPr>
+              <w:t xml:space="preserve">____________________________</w:t>
+            </w:r>
+          </w:p>
+        </w:tc>
+        <w:tc>
+          <w:tcPr>
+            <w:tcW w:type="dxa" w:w="3000"/>
+            <w:shd w:fill="FBF3E2" w:color="auto" w:val="clear"/>
+            <w:tcMar>
+              <w:top w:type="dxa" w:w="80"/>
+              <w:left w:type="dxa" w:w="100"/>
+              <w:bottom w:type="dxa" w:w="80"/>
+              <w:right w:type="dxa" w:w="100"/>
+            </w:tcMar>
+            <w:vAlign w:val="top"/>
+          </w:tcPr>
+          <w:p>
+            <w:pPr>
+              <w:spacing w:after="30" w:before="0"/>
+            </w:pPr>
+            <w:r>
+              <w:rPr>
+                <w:b/>
+                <w:bCs/>
+                <w:color w:val="0F2B3C"/>
+                <w:sz w:val="18"/>
+                <w:szCs w:val="18"/>
+              </w:rPr>
+              <w:t xml:space="preserve">Because... ________________</w:t>
+            </w:r>
+          </w:p>
+          <w:p>
+            <w:pPr>
+              <w:spacing w:after="50" w:before="0"/>
+            </w:pPr>
+            <w:r>
+              <w:rPr>
+                <w:color w:val="BBBBBB"/>
+                <w:sz w:val="18"/>
+                <w:szCs w:val="18"/>
+              </w:rPr>
+              <w:t xml:space="preserve">____________________________</w:t>
+            </w:r>
+          </w:p>
+          <w:p>
+            <w:pPr>
+              <w:spacing w:after="30" w:before="40"/>
+            </w:pPr>
+            <w:r>
+              <w:rPr>
+                <w:b/>
+                <w:bCs/>
+                <w:color w:val="1A6FB5"/>
+                <w:sz w:val="18"/>
+                <w:szCs w:val="18"/>
+              </w:rPr>
+              <w:t xml:space="preserve">Although... _______________</w:t>
+            </w:r>
+          </w:p>
+          <w:p>
+            <w:pPr>
+              <w:spacing w:after="50" w:before="0"/>
+            </w:pPr>
+            <w:r>
+              <w:rPr>
+                <w:color w:val="BBBBBB"/>
+                <w:sz w:val="18"/>
+                <w:szCs w:val="18"/>
+              </w:rPr>
+              <w:t xml:space="preserve">____________________________</w:t>
+            </w:r>
+          </w:p>
+          <w:p>
+            <w:pPr>
+              <w:spacing w:after="30" w:before="40"/>
+            </w:pPr>
+            <w:r>
+              <w:rPr>
+                <w:b/>
+                <w:bCs/>
+                <w:color w:val="7A5400"/>
+                <w:sz w:val="18"/>
+                <w:szCs w:val="18"/>
+              </w:rPr>
+              <w:t xml:space="preserve">Therefore... ______________</w:t>
+            </w:r>
+          </w:p>
+          <w:p>
+            <w:pPr>
+              <w:spacing w:after="50" w:before="0"/>
+            </w:pPr>
+            <w:r>
+              <w:rPr>
+                <w:color w:val="BBBBBB"/>
+                <w:sz w:val="18"/>
+                <w:szCs w:val="18"/>
+              </w:rPr>
+              <w:t xml:space="preserve">____________________________</w:t>
+            </w:r>
+          </w:p>
+        </w:tc>
+      </w:tr>
+    </w:tbl>
     <w:p>
       <w:pPr>
         <w:spacing w:after="60" w:before="0"/>
       </w:pPr>
       <w:r>
-        <w:rPr>
-          <w:i/>
-          <w:iCs/>
-          <w:color w:val="3F4D5C"/>
-          <w:sz w:val="20"/>
-          <w:szCs w:val="20"/>
-        </w:rPr>
-        <w:t xml:space="preserve">C. ¿Cuánto es 400 × 2?</w:t>
-      </w:r>
-    </w:p>
-    <w:p>
-      <w:pPr>
-        <w:spacing w:after="80" w:before="0"/>
-      </w:pPr>
-      <w:r>
-        <w:rPr>
-          <w:color w:val="BBBBBB"/>
-        </w:rPr>
-        <w:t xml:space="preserve">____________________________________________________</w:t>
-      </w:r>
-    </w:p>
-    <w:p>
-      <w:pPr>
-        <w:spacing w:after="40" w:before="0"/>
-      </w:pPr>
-      <w:r>
-        <w:rPr>
-          <w:sz w:val="22"/>
-          <w:szCs w:val="22"/>
-        </w:rPr>
-        <w:t xml:space="preserve">4.  Which number is greater: 800 or 720?</w:t>
-      </w:r>
-    </w:p>
+        <w:t xml:space="preserve"/>
+      </w:r>
+    </w:p>
+    <w:tbl>
+      <w:tblPr>
+        <w:tblW w:type="dxa" w:w="9360"/>
+        <w:tblBorders>
+          <w:top w:val="single" w:color="C7D2DD" w:sz="6"/>
+          <w:left w:val="single" w:color="C7D2DD" w:sz="6"/>
+          <w:bottom w:val="single" w:color="C7D2DD" w:sz="6"/>
+          <w:right w:val="single" w:color="C7D2DD" w:sz="6"/>
+          <w:insideH w:val="single" w:color="C7D2DD" w:sz="6"/>
+          <w:insideV w:val="single" w:color="C7D2DD" w:sz="6"/>
+        </w:tblBorders>
+      </w:tblPr>
+      <w:tblGrid>
+        <w:gridCol w:w="2800"/>
+        <w:gridCol w:w="3560"/>
+        <w:gridCol w:w="3000"/>
+      </w:tblGrid>
+      <w:tr>
+        <w:trPr>
+          <w:cantSplit/>
+          <w:tblHeader/>
+        </w:trPr>
+        <w:tc>
+          <w:tcPr>
+            <w:tcW w:type="dxa" w:w="2800"/>
+            <w:shd w:fill="EEF4F8" w:color="auto" w:val="clear"/>
+            <w:tcMar>
+              <w:top w:type="dxa" w:w="60"/>
+              <w:left w:type="dxa" w:w="100"/>
+              <w:bottom w:type="dxa" w:w="60"/>
+              <w:right w:type="dxa" w:w="100"/>
+            </w:tcMar>
+          </w:tcPr>
+          <w:p>
+            <w:pPr>
+              <w:spacing w:after="0" w:before="0"/>
+            </w:pPr>
+            <w:r>
+              <w:rPr>
+                <w:b/>
+                <w:bCs/>
+                <w:color w:val="0F2B3C"/>
+                <w:sz w:val="16"/>
+                <w:szCs w:val="16"/>
+              </w:rPr>
+              <w:t xml:space="preserve">CORE PROBLEM / GIVEN REPRESENTATION</w:t>
+            </w:r>
+          </w:p>
+        </w:tc>
+        <w:tc>
+          <w:tcPr>
+            <w:tcW w:type="dxa" w:w="3560"/>
+            <w:shd w:fill="EEF4F8" w:color="auto" w:val="clear"/>
+            <w:tcMar>
+              <w:top w:type="dxa" w:w="60"/>
+              <w:left w:type="dxa" w:w="100"/>
+              <w:bottom w:type="dxa" w:w="60"/>
+              <w:right w:type="dxa" w:w="100"/>
+            </w:tcMar>
+          </w:tcPr>
+          <w:p>
+            <w:pPr>
+              <w:spacing w:after="0" w:before="0"/>
+            </w:pPr>
+            <w:r>
+              <w:rPr>
+                <w:b/>
+                <w:bCs/>
+                <w:color w:val="0F2B3C"/>
+                <w:sz w:val="16"/>
+                <w:szCs w:val="16"/>
+              </w:rPr>
+              <w:t xml:space="preserve">WORKING SPACE / CALCULATION STEPS</w:t>
+            </w:r>
+          </w:p>
+        </w:tc>
+        <w:tc>
+          <w:tcPr>
+            <w:tcW w:type="dxa" w:w="3000"/>
+            <w:shd w:fill="FBF3E2" w:color="auto" w:val="clear"/>
+            <w:tcMar>
+              <w:top w:type="dxa" w:w="60"/>
+              <w:left w:type="dxa" w:w="100"/>
+              <w:bottom w:type="dxa" w:w="60"/>
+              <w:right w:type="dxa" w:w="100"/>
+            </w:tcMar>
+          </w:tcPr>
+          <w:p>
+            <w:pPr>
+              <w:spacing w:after="0" w:before="0"/>
+            </w:pPr>
+            <w:r>
+              <w:rPr>
+                <w:b/>
+                <w:bCs/>
+                <w:color w:val="7A5400"/>
+                <w:sz w:val="16"/>
+                <w:szCs w:val="16"/>
+              </w:rPr>
+              <w:t xml:space="preserve">EXPLAIN YOUR REASONING</w:t>
+            </w:r>
+          </w:p>
+        </w:tc>
+      </w:tr>
+      <w:tr>
+        <w:trPr>
+          <w:cantSplit/>
+        </w:trPr>
+        <w:tc>
+          <w:tcPr>
+            <w:tcW w:type="dxa" w:w="2800"/>
+            <w:tcMar>
+              <w:top w:type="dxa" w:w="80"/>
+              <w:left w:type="dxa" w:w="100"/>
+              <w:bottom w:type="dxa" w:w="80"/>
+              <w:right w:type="dxa" w:w="100"/>
+            </w:tcMar>
+            <w:vAlign w:val="top"/>
+          </w:tcPr>
+          <w:p>
+            <w:pPr>
+              <w:spacing w:after="40" w:before="0"/>
+            </w:pPr>
+            <w:r>
+              <w:rPr>
+                <w:b/>
+                <w:bCs/>
+                <w:color w:val="0F2B3C"/>
+                <w:sz w:val="20"/>
+                <w:szCs w:val="20"/>
+              </w:rPr>
+              <w:t xml:space="preserve">4.  Which number is greater: 800 or 720?</w:t>
+            </w:r>
+          </w:p>
+          <w:p>
+            <w:pPr>
+              <w:spacing w:after="40" w:before="0"/>
+            </w:pPr>
+            <w:r>
+              <w:rPr>
+                <w:i/>
+                <w:iCs/>
+                <w:color w:val="3F4D5C"/>
+                <w:sz w:val="20"/>
+                <w:szCs w:val="20"/>
+              </w:rPr>
+              <w:t xml:space="preserve">D. ¿Qué número es mayor: 800 o 720?</w:t>
+            </w:r>
+          </w:p>
+          <w:p>
+            <w:pPr>
+              <w:spacing w:after="0" w:before="0"/>
+            </w:pPr>
+            <w:r>
+              <w:rPr>
+                <w:color w:val="5E6E7E"/>
+                <w:sz w:val="18"/>
+                <w:szCs w:val="18"/>
+              </w:rPr>
+              <w:t xml:space="preserve">Choices: 800   /   720   /   They are equal   /   You cannot tell</w:t>
+            </w:r>
+          </w:p>
+        </w:tc>
+        <w:tc>
+          <w:tcPr>
+            <w:tcW w:type="dxa" w:w="3560"/>
+            <w:tcMar>
+              <w:top w:type="dxa" w:w="80"/>
+              <w:left w:type="dxa" w:w="100"/>
+              <w:bottom w:type="dxa" w:w="80"/>
+              <w:right w:type="dxa" w:w="100"/>
+            </w:tcMar>
+            <w:vAlign w:val="top"/>
+          </w:tcPr>
+          <w:p>
+            <w:pPr>
+              <w:spacing w:after="50" w:before="0"/>
+            </w:pPr>
+            <w:r>
+              <w:rPr>
+                <w:color w:val="BBBBBB"/>
+                <w:sz w:val="18"/>
+                <w:szCs w:val="18"/>
+              </w:rPr>
+              <w:t xml:space="preserve">____________________________</w:t>
+            </w:r>
+          </w:p>
+          <w:p>
+            <w:pPr>
+              <w:spacing w:after="50" w:before="0"/>
+            </w:pPr>
+            <w:r>
+              <w:rPr>
+                <w:color w:val="BBBBBB"/>
+                <w:sz w:val="18"/>
+                <w:szCs w:val="18"/>
+              </w:rPr>
+              <w:t xml:space="preserve">____________________________</w:t>
+            </w:r>
+          </w:p>
+          <w:p>
+            <w:pPr>
+              <w:spacing w:after="50" w:before="0"/>
+            </w:pPr>
+            <w:r>
+              <w:rPr>
+                <w:color w:val="BBBBBB"/>
+                <w:sz w:val="18"/>
+                <w:szCs w:val="18"/>
+              </w:rPr>
+              <w:t xml:space="preserve">____________________________</w:t>
+            </w:r>
+          </w:p>
+          <w:p>
+            <w:pPr>
+              <w:spacing w:after="50" w:before="0"/>
+            </w:pPr>
+            <w:r>
+              <w:rPr>
+                <w:color w:val="BBBBBB"/>
+                <w:sz w:val="18"/>
+                <w:szCs w:val="18"/>
+              </w:rPr>
+              <w:t xml:space="preserve">____________________________</w:t>
+            </w:r>
+          </w:p>
+        </w:tc>
+        <w:tc>
+          <w:tcPr>
+            <w:tcW w:type="dxa" w:w="3000"/>
+            <w:shd w:fill="FBF3E2" w:color="auto" w:val="clear"/>
+            <w:tcMar>
+              <w:top w:type="dxa" w:w="80"/>
+              <w:left w:type="dxa" w:w="100"/>
+              <w:bottom w:type="dxa" w:w="80"/>
+              <w:right w:type="dxa" w:w="100"/>
+            </w:tcMar>
+            <w:vAlign w:val="top"/>
+          </w:tcPr>
+          <w:p>
+            <w:pPr>
+              <w:spacing w:after="30" w:before="0"/>
+            </w:pPr>
+            <w:r>
+              <w:rPr>
+                <w:b/>
+                <w:bCs/>
+                <w:color w:val="0F2B3C"/>
+                <w:sz w:val="18"/>
+                <w:szCs w:val="18"/>
+              </w:rPr>
+              <w:t xml:space="preserve">Because... ________________</w:t>
+            </w:r>
+          </w:p>
+          <w:p>
+            <w:pPr>
+              <w:spacing w:after="50" w:before="0"/>
+            </w:pPr>
+            <w:r>
+              <w:rPr>
+                <w:color w:val="BBBBBB"/>
+                <w:sz w:val="18"/>
+                <w:szCs w:val="18"/>
+              </w:rPr>
+              <w:t xml:space="preserve">____________________________</w:t>
+            </w:r>
+          </w:p>
+          <w:p>
+            <w:pPr>
+              <w:spacing w:after="30" w:before="40"/>
+            </w:pPr>
+            <w:r>
+              <w:rPr>
+                <w:b/>
+                <w:bCs/>
+                <w:color w:val="1A6FB5"/>
+                <w:sz w:val="18"/>
+                <w:szCs w:val="18"/>
+              </w:rPr>
+              <w:t xml:space="preserve">Although... _______________</w:t>
+            </w:r>
+          </w:p>
+          <w:p>
+            <w:pPr>
+              <w:spacing w:after="50" w:before="0"/>
+            </w:pPr>
+            <w:r>
+              <w:rPr>
+                <w:color w:val="BBBBBB"/>
+                <w:sz w:val="18"/>
+                <w:szCs w:val="18"/>
+              </w:rPr>
+              <w:t xml:space="preserve">____________________________</w:t>
+            </w:r>
+          </w:p>
+          <w:p>
+            <w:pPr>
+              <w:spacing w:after="30" w:before="40"/>
+            </w:pPr>
+            <w:r>
+              <w:rPr>
+                <w:b/>
+                <w:bCs/>
+                <w:color w:val="7A5400"/>
+                <w:sz w:val="18"/>
+                <w:szCs w:val="18"/>
+              </w:rPr>
+              <w:t xml:space="preserve">Therefore... ______________</w:t>
+            </w:r>
+          </w:p>
+          <w:p>
+            <w:pPr>
+              <w:spacing w:after="50" w:before="0"/>
+            </w:pPr>
+            <w:r>
+              <w:rPr>
+                <w:color w:val="BBBBBB"/>
+                <w:sz w:val="18"/>
+                <w:szCs w:val="18"/>
+              </w:rPr>
+              <w:t xml:space="preserve">____________________________</w:t>
+            </w:r>
+          </w:p>
+        </w:tc>
+      </w:tr>
+    </w:tbl>
     <w:p>
       <w:pPr>
         <w:spacing w:after="60" w:before="0"/>
       </w:pPr>
       <w:r>
-        <w:rPr>
-          <w:i/>
-          <w:iCs/>
-          <w:color w:val="3F4D5C"/>
-          <w:sz w:val="20"/>
-          <w:szCs w:val="20"/>
-        </w:rPr>
-        <w:t xml:space="preserve">D. ¿Qué número es mayor: 800 o 720?</w:t>
-      </w:r>
-    </w:p>
-    <w:p>
-      <w:pPr>
-        <w:spacing w:after="40" w:before="0"/>
-      </w:pPr>
-      <w:r>
-        <w:rPr>
-          <w:color w:val="5E6E7E"/>
-          <w:sz w:val="20"/>
-          <w:szCs w:val="20"/>
-        </w:rPr>
-        <w:t xml:space="preserve">     choices: 800   /   720   /   They are equal   /   You cannot tell</w:t>
-      </w:r>
-    </w:p>
-    <w:p>
-      <w:pPr>
-        <w:spacing w:after="80" w:before="0"/>
-      </w:pPr>
-      <w:r>
-        <w:rPr>
-          <w:color w:val="BBBBBB"/>
-        </w:rPr>
-        <w:t xml:space="preserve">____________________________________________________</w:t>
+        <w:t xml:space="preserve"/>
       </w:r>
     </w:p>
     <w:p>
@@ -366,169 +2336,1301 @@
         <w:t xml:space="preserve">Multiplica tres números y elige la unidad correcta.</w:t>
       </w:r>
     </w:p>
-    <w:p>
-      <w:pPr>
-        <w:spacing w:after="40" w:before="0"/>
-      </w:pPr>
-      <w:r>
-        <w:rPr>
-          <w:sz w:val="22"/>
-          <w:szCs w:val="22"/>
-        </w:rPr>
-        <w:t xml:space="preserve">1.  What is 8 × 3 × 10?</w:t>
-      </w:r>
-    </w:p>
+    <w:tbl>
+      <w:tblPr>
+        <w:tblW w:type="dxa" w:w="9360"/>
+        <w:tblBorders>
+          <w:top w:val="single" w:color="C7D2DD" w:sz="6"/>
+          <w:left w:val="single" w:color="C7D2DD" w:sz="6"/>
+          <w:bottom w:val="single" w:color="C7D2DD" w:sz="6"/>
+          <w:right w:val="single" w:color="C7D2DD" w:sz="6"/>
+          <w:insideH w:val="single" w:color="C7D2DD" w:sz="6"/>
+          <w:insideV w:val="single" w:color="C7D2DD" w:sz="6"/>
+        </w:tblBorders>
+      </w:tblPr>
+      <w:tblGrid>
+        <w:gridCol w:w="2800"/>
+        <w:gridCol w:w="3560"/>
+        <w:gridCol w:w="3000"/>
+      </w:tblGrid>
+      <w:tr>
+        <w:trPr>
+          <w:cantSplit/>
+          <w:tblHeader/>
+        </w:trPr>
+        <w:tc>
+          <w:tcPr>
+            <w:tcW w:type="dxa" w:w="2800"/>
+            <w:shd w:fill="EEF4F8" w:color="auto" w:val="clear"/>
+            <w:tcMar>
+              <w:top w:type="dxa" w:w="60"/>
+              <w:left w:type="dxa" w:w="100"/>
+              <w:bottom w:type="dxa" w:w="60"/>
+              <w:right w:type="dxa" w:w="100"/>
+            </w:tcMar>
+          </w:tcPr>
+          <w:p>
+            <w:pPr>
+              <w:spacing w:after="0" w:before="0"/>
+            </w:pPr>
+            <w:r>
+              <w:rPr>
+                <w:b/>
+                <w:bCs/>
+                <w:color w:val="0F2B3C"/>
+                <w:sz w:val="16"/>
+                <w:szCs w:val="16"/>
+              </w:rPr>
+              <w:t xml:space="preserve">CORE PROBLEM / GIVEN REPRESENTATION</w:t>
+            </w:r>
+          </w:p>
+        </w:tc>
+        <w:tc>
+          <w:tcPr>
+            <w:tcW w:type="dxa" w:w="3560"/>
+            <w:shd w:fill="EEF4F8" w:color="auto" w:val="clear"/>
+            <w:tcMar>
+              <w:top w:type="dxa" w:w="60"/>
+              <w:left w:type="dxa" w:w="100"/>
+              <w:bottom w:type="dxa" w:w="60"/>
+              <w:right w:type="dxa" w:w="100"/>
+            </w:tcMar>
+          </w:tcPr>
+          <w:p>
+            <w:pPr>
+              <w:spacing w:after="0" w:before="0"/>
+            </w:pPr>
+            <w:r>
+              <w:rPr>
+                <w:b/>
+                <w:bCs/>
+                <w:color w:val="0F2B3C"/>
+                <w:sz w:val="16"/>
+                <w:szCs w:val="16"/>
+              </w:rPr>
+              <w:t xml:space="preserve">WORKING SPACE / CALCULATION STEPS</w:t>
+            </w:r>
+          </w:p>
+        </w:tc>
+        <w:tc>
+          <w:tcPr>
+            <w:tcW w:type="dxa" w:w="3000"/>
+            <w:shd w:fill="FBF3E2" w:color="auto" w:val="clear"/>
+            <w:tcMar>
+              <w:top w:type="dxa" w:w="60"/>
+              <w:left w:type="dxa" w:w="100"/>
+              <w:bottom w:type="dxa" w:w="60"/>
+              <w:right w:type="dxa" w:w="100"/>
+            </w:tcMar>
+          </w:tcPr>
+          <w:p>
+            <w:pPr>
+              <w:spacing w:after="0" w:before="0"/>
+            </w:pPr>
+            <w:r>
+              <w:rPr>
+                <w:b/>
+                <w:bCs/>
+                <w:color w:val="7A5400"/>
+                <w:sz w:val="16"/>
+                <w:szCs w:val="16"/>
+              </w:rPr>
+              <w:t xml:space="preserve">EXPLAIN YOUR REASONING</w:t>
+            </w:r>
+          </w:p>
+        </w:tc>
+      </w:tr>
+      <w:tr>
+        <w:trPr>
+          <w:cantSplit/>
+        </w:trPr>
+        <w:tc>
+          <w:tcPr>
+            <w:tcW w:type="dxa" w:w="2800"/>
+            <w:tcMar>
+              <w:top w:type="dxa" w:w="80"/>
+              <w:left w:type="dxa" w:w="100"/>
+              <w:bottom w:type="dxa" w:w="80"/>
+              <w:right w:type="dxa" w:w="100"/>
+            </w:tcMar>
+            <w:vAlign w:val="top"/>
+          </w:tcPr>
+          <w:p>
+            <w:pPr>
+              <w:spacing w:after="40" w:before="0"/>
+            </w:pPr>
+            <w:r>
+              <w:rPr>
+                <w:b/>
+                <w:bCs/>
+                <w:color w:val="0F2B3C"/>
+                <w:sz w:val="20"/>
+                <w:szCs w:val="20"/>
+              </w:rPr>
+              <w:t xml:space="preserve">1.  What is 8 × 3 × 10?</w:t>
+            </w:r>
+          </w:p>
+          <w:p>
+            <w:pPr>
+              <w:spacing w:after="40" w:before="0"/>
+            </w:pPr>
+            <w:r>
+              <w:rPr>
+                <w:i/>
+                <w:iCs/>
+                <w:color w:val="3F4D5C"/>
+                <w:sz w:val="20"/>
+                <w:szCs w:val="20"/>
+              </w:rPr>
+              <w:t xml:space="preserve">A. ¿Cuánto es 8 × 3 × 10?</w:t>
+            </w:r>
+          </w:p>
+        </w:tc>
+        <w:tc>
+          <w:tcPr>
+            <w:tcW w:type="dxa" w:w="3560"/>
+            <w:tcMar>
+              <w:top w:type="dxa" w:w="80"/>
+              <w:left w:type="dxa" w:w="100"/>
+              <w:bottom w:type="dxa" w:w="80"/>
+              <w:right w:type="dxa" w:w="100"/>
+            </w:tcMar>
+            <w:vAlign w:val="top"/>
+          </w:tcPr>
+          <w:p>
+            <w:pPr>
+              <w:spacing w:after="50" w:before="0"/>
+            </w:pPr>
+            <w:r>
+              <w:rPr>
+                <w:color w:val="BBBBBB"/>
+                <w:sz w:val="18"/>
+                <w:szCs w:val="18"/>
+              </w:rPr>
+              <w:t xml:space="preserve">____________________________</w:t>
+            </w:r>
+          </w:p>
+          <w:p>
+            <w:pPr>
+              <w:spacing w:after="50" w:before="0"/>
+            </w:pPr>
+            <w:r>
+              <w:rPr>
+                <w:color w:val="BBBBBB"/>
+                <w:sz w:val="18"/>
+                <w:szCs w:val="18"/>
+              </w:rPr>
+              <w:t xml:space="preserve">____________________________</w:t>
+            </w:r>
+          </w:p>
+          <w:p>
+            <w:pPr>
+              <w:spacing w:after="50" w:before="0"/>
+            </w:pPr>
+            <w:r>
+              <w:rPr>
+                <w:color w:val="BBBBBB"/>
+                <w:sz w:val="18"/>
+                <w:szCs w:val="18"/>
+              </w:rPr>
+              <w:t xml:space="preserve">____________________________</w:t>
+            </w:r>
+          </w:p>
+          <w:p>
+            <w:pPr>
+              <w:spacing w:after="50" w:before="0"/>
+            </w:pPr>
+            <w:r>
+              <w:rPr>
+                <w:color w:val="BBBBBB"/>
+                <w:sz w:val="18"/>
+                <w:szCs w:val="18"/>
+              </w:rPr>
+              <w:t xml:space="preserve">____________________________</w:t>
+            </w:r>
+          </w:p>
+        </w:tc>
+        <w:tc>
+          <w:tcPr>
+            <w:tcW w:type="dxa" w:w="3000"/>
+            <w:shd w:fill="FBF3E2" w:color="auto" w:val="clear"/>
+            <w:tcMar>
+              <w:top w:type="dxa" w:w="80"/>
+              <w:left w:type="dxa" w:w="100"/>
+              <w:bottom w:type="dxa" w:w="80"/>
+              <w:right w:type="dxa" w:w="100"/>
+            </w:tcMar>
+            <w:vAlign w:val="top"/>
+          </w:tcPr>
+          <w:p>
+            <w:pPr>
+              <w:spacing w:after="30" w:before="0"/>
+            </w:pPr>
+            <w:r>
+              <w:rPr>
+                <w:b/>
+                <w:bCs/>
+                <w:color w:val="0F2B3C"/>
+                <w:sz w:val="18"/>
+                <w:szCs w:val="18"/>
+              </w:rPr>
+              <w:t xml:space="preserve">Because... ________________</w:t>
+            </w:r>
+          </w:p>
+          <w:p>
+            <w:pPr>
+              <w:spacing w:after="50" w:before="0"/>
+            </w:pPr>
+            <w:r>
+              <w:rPr>
+                <w:color w:val="BBBBBB"/>
+                <w:sz w:val="18"/>
+                <w:szCs w:val="18"/>
+              </w:rPr>
+              <w:t xml:space="preserve">____________________________</w:t>
+            </w:r>
+          </w:p>
+          <w:p>
+            <w:pPr>
+              <w:spacing w:after="30" w:before="40"/>
+            </w:pPr>
+            <w:r>
+              <w:rPr>
+                <w:b/>
+                <w:bCs/>
+                <w:color w:val="1A6FB5"/>
+                <w:sz w:val="18"/>
+                <w:szCs w:val="18"/>
+              </w:rPr>
+              <w:t xml:space="preserve">Although... _______________</w:t>
+            </w:r>
+          </w:p>
+          <w:p>
+            <w:pPr>
+              <w:spacing w:after="50" w:before="0"/>
+            </w:pPr>
+            <w:r>
+              <w:rPr>
+                <w:color w:val="BBBBBB"/>
+                <w:sz w:val="18"/>
+                <w:szCs w:val="18"/>
+              </w:rPr>
+              <w:t xml:space="preserve">____________________________</w:t>
+            </w:r>
+          </w:p>
+          <w:p>
+            <w:pPr>
+              <w:spacing w:after="30" w:before="40"/>
+            </w:pPr>
+            <w:r>
+              <w:rPr>
+                <w:b/>
+                <w:bCs/>
+                <w:color w:val="7A5400"/>
+                <w:sz w:val="18"/>
+                <w:szCs w:val="18"/>
+              </w:rPr>
+              <w:t xml:space="preserve">Therefore... ______________</w:t>
+            </w:r>
+          </w:p>
+          <w:p>
+            <w:pPr>
+              <w:spacing w:after="50" w:before="0"/>
+            </w:pPr>
+            <w:r>
+              <w:rPr>
+                <w:color w:val="BBBBBB"/>
+                <w:sz w:val="18"/>
+                <w:szCs w:val="18"/>
+              </w:rPr>
+              <w:t xml:space="preserve">____________________________</w:t>
+            </w:r>
+          </w:p>
+        </w:tc>
+      </w:tr>
+    </w:tbl>
     <w:p>
       <w:pPr>
         <w:spacing w:after="60" w:before="0"/>
       </w:pPr>
       <w:r>
-        <w:rPr>
-          <w:i/>
-          <w:iCs/>
-          <w:color w:val="3F4D5C"/>
-          <w:sz w:val="20"/>
-          <w:szCs w:val="20"/>
-        </w:rPr>
-        <w:t xml:space="preserve">A. ¿Cuánto es 8 × 3 × 10?</w:t>
-      </w:r>
-    </w:p>
-    <w:p>
-      <w:pPr>
-        <w:spacing w:after="80" w:before="0"/>
-      </w:pPr>
-      <w:r>
-        <w:rPr>
-          <w:color w:val="BBBBBB"/>
-        </w:rPr>
-        <w:t xml:space="preserve">____________________________________________________</w:t>
-      </w:r>
-    </w:p>
-    <w:p>
-      <w:pPr>
-        <w:spacing w:after="40" w:before="0"/>
-      </w:pPr>
-      <w:r>
-        <w:rPr>
-          <w:sz w:val="22"/>
-          <w:szCs w:val="22"/>
-        </w:rPr>
-        <w:t xml:space="preserve">2.  What is 240 × 3?</w:t>
-      </w:r>
-    </w:p>
+        <w:t xml:space="preserve"/>
+      </w:r>
+    </w:p>
+    <w:tbl>
+      <w:tblPr>
+        <w:tblW w:type="dxa" w:w="9360"/>
+        <w:tblBorders>
+          <w:top w:val="single" w:color="C7D2DD" w:sz="6"/>
+          <w:left w:val="single" w:color="C7D2DD" w:sz="6"/>
+          <w:bottom w:val="single" w:color="C7D2DD" w:sz="6"/>
+          <w:right w:val="single" w:color="C7D2DD" w:sz="6"/>
+          <w:insideH w:val="single" w:color="C7D2DD" w:sz="6"/>
+          <w:insideV w:val="single" w:color="C7D2DD" w:sz="6"/>
+        </w:tblBorders>
+      </w:tblPr>
+      <w:tblGrid>
+        <w:gridCol w:w="2800"/>
+        <w:gridCol w:w="3560"/>
+        <w:gridCol w:w="3000"/>
+      </w:tblGrid>
+      <w:tr>
+        <w:trPr>
+          <w:cantSplit/>
+          <w:tblHeader/>
+        </w:trPr>
+        <w:tc>
+          <w:tcPr>
+            <w:tcW w:type="dxa" w:w="2800"/>
+            <w:shd w:fill="EEF4F8" w:color="auto" w:val="clear"/>
+            <w:tcMar>
+              <w:top w:type="dxa" w:w="60"/>
+              <w:left w:type="dxa" w:w="100"/>
+              <w:bottom w:type="dxa" w:w="60"/>
+              <w:right w:type="dxa" w:w="100"/>
+            </w:tcMar>
+          </w:tcPr>
+          <w:p>
+            <w:pPr>
+              <w:spacing w:after="0" w:before="0"/>
+            </w:pPr>
+            <w:r>
+              <w:rPr>
+                <w:b/>
+                <w:bCs/>
+                <w:color w:val="0F2B3C"/>
+                <w:sz w:val="16"/>
+                <w:szCs w:val="16"/>
+              </w:rPr>
+              <w:t xml:space="preserve">CORE PROBLEM / GIVEN REPRESENTATION</w:t>
+            </w:r>
+          </w:p>
+        </w:tc>
+        <w:tc>
+          <w:tcPr>
+            <w:tcW w:type="dxa" w:w="3560"/>
+            <w:shd w:fill="EEF4F8" w:color="auto" w:val="clear"/>
+            <w:tcMar>
+              <w:top w:type="dxa" w:w="60"/>
+              <w:left w:type="dxa" w:w="100"/>
+              <w:bottom w:type="dxa" w:w="60"/>
+              <w:right w:type="dxa" w:w="100"/>
+            </w:tcMar>
+          </w:tcPr>
+          <w:p>
+            <w:pPr>
+              <w:spacing w:after="0" w:before="0"/>
+            </w:pPr>
+            <w:r>
+              <w:rPr>
+                <w:b/>
+                <w:bCs/>
+                <w:color w:val="0F2B3C"/>
+                <w:sz w:val="16"/>
+                <w:szCs w:val="16"/>
+              </w:rPr>
+              <w:t xml:space="preserve">WORKING SPACE / CALCULATION STEPS</w:t>
+            </w:r>
+          </w:p>
+        </w:tc>
+        <w:tc>
+          <w:tcPr>
+            <w:tcW w:type="dxa" w:w="3000"/>
+            <w:shd w:fill="FBF3E2" w:color="auto" w:val="clear"/>
+            <w:tcMar>
+              <w:top w:type="dxa" w:w="60"/>
+              <w:left w:type="dxa" w:w="100"/>
+              <w:bottom w:type="dxa" w:w="60"/>
+              <w:right w:type="dxa" w:w="100"/>
+            </w:tcMar>
+          </w:tcPr>
+          <w:p>
+            <w:pPr>
+              <w:spacing w:after="0" w:before="0"/>
+            </w:pPr>
+            <w:r>
+              <w:rPr>
+                <w:b/>
+                <w:bCs/>
+                <w:color w:val="7A5400"/>
+                <w:sz w:val="16"/>
+                <w:szCs w:val="16"/>
+              </w:rPr>
+              <w:t xml:space="preserve">EXPLAIN YOUR REASONING</w:t>
+            </w:r>
+          </w:p>
+        </w:tc>
+      </w:tr>
+      <w:tr>
+        <w:trPr>
+          <w:cantSplit/>
+        </w:trPr>
+        <w:tc>
+          <w:tcPr>
+            <w:tcW w:type="dxa" w:w="2800"/>
+            <w:tcMar>
+              <w:top w:type="dxa" w:w="80"/>
+              <w:left w:type="dxa" w:w="100"/>
+              <w:bottom w:type="dxa" w:w="80"/>
+              <w:right w:type="dxa" w:w="100"/>
+            </w:tcMar>
+            <w:vAlign w:val="top"/>
+          </w:tcPr>
+          <w:p>
+            <w:pPr>
+              <w:spacing w:after="40" w:before="0"/>
+            </w:pPr>
+            <w:r>
+              <w:rPr>
+                <w:b/>
+                <w:bCs/>
+                <w:color w:val="0F2B3C"/>
+                <w:sz w:val="20"/>
+                <w:szCs w:val="20"/>
+              </w:rPr>
+              <w:t xml:space="preserve">2.  What is 240 × 3?</w:t>
+            </w:r>
+          </w:p>
+          <w:p>
+            <w:pPr>
+              <w:spacing w:after="40" w:before="0"/>
+            </w:pPr>
+            <w:r>
+              <w:rPr>
+                <w:i/>
+                <w:iCs/>
+                <w:color w:val="3F4D5C"/>
+                <w:sz w:val="20"/>
+                <w:szCs w:val="20"/>
+              </w:rPr>
+              <w:t xml:space="preserve">B. ¿Cuánto es 240 × 3?</w:t>
+            </w:r>
+          </w:p>
+        </w:tc>
+        <w:tc>
+          <w:tcPr>
+            <w:tcW w:type="dxa" w:w="3560"/>
+            <w:tcMar>
+              <w:top w:type="dxa" w:w="80"/>
+              <w:left w:type="dxa" w:w="100"/>
+              <w:bottom w:type="dxa" w:w="80"/>
+              <w:right w:type="dxa" w:w="100"/>
+            </w:tcMar>
+            <w:vAlign w:val="top"/>
+          </w:tcPr>
+          <w:p>
+            <w:pPr>
+              <w:spacing w:after="50" w:before="0"/>
+            </w:pPr>
+            <w:r>
+              <w:rPr>
+                <w:color w:val="BBBBBB"/>
+                <w:sz w:val="18"/>
+                <w:szCs w:val="18"/>
+              </w:rPr>
+              <w:t xml:space="preserve">____________________________</w:t>
+            </w:r>
+          </w:p>
+          <w:p>
+            <w:pPr>
+              <w:spacing w:after="50" w:before="0"/>
+            </w:pPr>
+            <w:r>
+              <w:rPr>
+                <w:color w:val="BBBBBB"/>
+                <w:sz w:val="18"/>
+                <w:szCs w:val="18"/>
+              </w:rPr>
+              <w:t xml:space="preserve">____________________________</w:t>
+            </w:r>
+          </w:p>
+          <w:p>
+            <w:pPr>
+              <w:spacing w:after="50" w:before="0"/>
+            </w:pPr>
+            <w:r>
+              <w:rPr>
+                <w:color w:val="BBBBBB"/>
+                <w:sz w:val="18"/>
+                <w:szCs w:val="18"/>
+              </w:rPr>
+              <w:t xml:space="preserve">____________________________</w:t>
+            </w:r>
+          </w:p>
+          <w:p>
+            <w:pPr>
+              <w:spacing w:after="50" w:before="0"/>
+            </w:pPr>
+            <w:r>
+              <w:rPr>
+                <w:color w:val="BBBBBB"/>
+                <w:sz w:val="18"/>
+                <w:szCs w:val="18"/>
+              </w:rPr>
+              <w:t xml:space="preserve">____________________________</w:t>
+            </w:r>
+          </w:p>
+        </w:tc>
+        <w:tc>
+          <w:tcPr>
+            <w:tcW w:type="dxa" w:w="3000"/>
+            <w:shd w:fill="FBF3E2" w:color="auto" w:val="clear"/>
+            <w:tcMar>
+              <w:top w:type="dxa" w:w="80"/>
+              <w:left w:type="dxa" w:w="100"/>
+              <w:bottom w:type="dxa" w:w="80"/>
+              <w:right w:type="dxa" w:w="100"/>
+            </w:tcMar>
+            <w:vAlign w:val="top"/>
+          </w:tcPr>
+          <w:p>
+            <w:pPr>
+              <w:spacing w:after="30" w:before="0"/>
+            </w:pPr>
+            <w:r>
+              <w:rPr>
+                <w:b/>
+                <w:bCs/>
+                <w:color w:val="0F2B3C"/>
+                <w:sz w:val="18"/>
+                <w:szCs w:val="18"/>
+              </w:rPr>
+              <w:t xml:space="preserve">Because... ________________</w:t>
+            </w:r>
+          </w:p>
+          <w:p>
+            <w:pPr>
+              <w:spacing w:after="50" w:before="0"/>
+            </w:pPr>
+            <w:r>
+              <w:rPr>
+                <w:color w:val="BBBBBB"/>
+                <w:sz w:val="18"/>
+                <w:szCs w:val="18"/>
+              </w:rPr>
+              <w:t xml:space="preserve">____________________________</w:t>
+            </w:r>
+          </w:p>
+          <w:p>
+            <w:pPr>
+              <w:spacing w:after="30" w:before="40"/>
+            </w:pPr>
+            <w:r>
+              <w:rPr>
+                <w:b/>
+                <w:bCs/>
+                <w:color w:val="1A6FB5"/>
+                <w:sz w:val="18"/>
+                <w:szCs w:val="18"/>
+              </w:rPr>
+              <w:t xml:space="preserve">Although... _______________</w:t>
+            </w:r>
+          </w:p>
+          <w:p>
+            <w:pPr>
+              <w:spacing w:after="50" w:before="0"/>
+            </w:pPr>
+            <w:r>
+              <w:rPr>
+                <w:color w:val="BBBBBB"/>
+                <w:sz w:val="18"/>
+                <w:szCs w:val="18"/>
+              </w:rPr>
+              <w:t xml:space="preserve">____________________________</w:t>
+            </w:r>
+          </w:p>
+          <w:p>
+            <w:pPr>
+              <w:spacing w:after="30" w:before="40"/>
+            </w:pPr>
+            <w:r>
+              <w:rPr>
+                <w:b/>
+                <w:bCs/>
+                <w:color w:val="7A5400"/>
+                <w:sz w:val="18"/>
+                <w:szCs w:val="18"/>
+              </w:rPr>
+              <w:t xml:space="preserve">Therefore... ______________</w:t>
+            </w:r>
+          </w:p>
+          <w:p>
+            <w:pPr>
+              <w:spacing w:after="50" w:before="0"/>
+            </w:pPr>
+            <w:r>
+              <w:rPr>
+                <w:color w:val="BBBBBB"/>
+                <w:sz w:val="18"/>
+                <w:szCs w:val="18"/>
+              </w:rPr>
+              <w:t xml:space="preserve">____________________________</w:t>
+            </w:r>
+          </w:p>
+        </w:tc>
+      </w:tr>
+    </w:tbl>
     <w:p>
       <w:pPr>
         <w:spacing w:after="60" w:before="0"/>
       </w:pPr>
       <w:r>
-        <w:rPr>
-          <w:i/>
-          <w:iCs/>
-          <w:color w:val="3F4D5C"/>
-          <w:sz w:val="20"/>
-          <w:szCs w:val="20"/>
-        </w:rPr>
-        <w:t xml:space="preserve">B. ¿Cuánto es 240 × 3?</w:t>
-      </w:r>
-    </w:p>
-    <w:p>
-      <w:pPr>
-        <w:spacing w:after="80" w:before="0"/>
-      </w:pPr>
-      <w:r>
-        <w:rPr>
-          <w:color w:val="BBBBBB"/>
-        </w:rPr>
-        <w:t xml:space="preserve">____________________________________________________</w:t>
-      </w:r>
-    </w:p>
-    <w:p>
-      <w:pPr>
-        <w:spacing w:after="40" w:before="0"/>
-      </w:pPr>
-      <w:r>
-        <w:rPr>
-          <w:sz w:val="22"/>
-          <w:szCs w:val="22"/>
-        </w:rPr>
-        <w:t xml:space="preserve">3.  Which unit tells how much soil fills a garden bed?</w:t>
-      </w:r>
-    </w:p>
+        <w:t xml:space="preserve"/>
+      </w:r>
+    </w:p>
+    <w:tbl>
+      <w:tblPr>
+        <w:tblW w:type="dxa" w:w="9360"/>
+        <w:tblBorders>
+          <w:top w:val="single" w:color="C7D2DD" w:sz="6"/>
+          <w:left w:val="single" w:color="C7D2DD" w:sz="6"/>
+          <w:bottom w:val="single" w:color="C7D2DD" w:sz="6"/>
+          <w:right w:val="single" w:color="C7D2DD" w:sz="6"/>
+          <w:insideH w:val="single" w:color="C7D2DD" w:sz="6"/>
+          <w:insideV w:val="single" w:color="C7D2DD" w:sz="6"/>
+        </w:tblBorders>
+      </w:tblPr>
+      <w:tblGrid>
+        <w:gridCol w:w="2800"/>
+        <w:gridCol w:w="3560"/>
+        <w:gridCol w:w="3000"/>
+      </w:tblGrid>
+      <w:tr>
+        <w:trPr>
+          <w:cantSplit/>
+          <w:tblHeader/>
+        </w:trPr>
+        <w:tc>
+          <w:tcPr>
+            <w:tcW w:type="dxa" w:w="2800"/>
+            <w:shd w:fill="EEF4F8" w:color="auto" w:val="clear"/>
+            <w:tcMar>
+              <w:top w:type="dxa" w:w="60"/>
+              <w:left w:type="dxa" w:w="100"/>
+              <w:bottom w:type="dxa" w:w="60"/>
+              <w:right w:type="dxa" w:w="100"/>
+            </w:tcMar>
+          </w:tcPr>
+          <w:p>
+            <w:pPr>
+              <w:spacing w:after="0" w:before="0"/>
+            </w:pPr>
+            <w:r>
+              <w:rPr>
+                <w:b/>
+                <w:bCs/>
+                <w:color w:val="0F2B3C"/>
+                <w:sz w:val="16"/>
+                <w:szCs w:val="16"/>
+              </w:rPr>
+              <w:t xml:space="preserve">CORE PROBLEM / GIVEN REPRESENTATION</w:t>
+            </w:r>
+          </w:p>
+        </w:tc>
+        <w:tc>
+          <w:tcPr>
+            <w:tcW w:type="dxa" w:w="3560"/>
+            <w:shd w:fill="EEF4F8" w:color="auto" w:val="clear"/>
+            <w:tcMar>
+              <w:top w:type="dxa" w:w="60"/>
+              <w:left w:type="dxa" w:w="100"/>
+              <w:bottom w:type="dxa" w:w="60"/>
+              <w:right w:type="dxa" w:w="100"/>
+            </w:tcMar>
+          </w:tcPr>
+          <w:p>
+            <w:pPr>
+              <w:spacing w:after="0" w:before="0"/>
+            </w:pPr>
+            <w:r>
+              <w:rPr>
+                <w:b/>
+                <w:bCs/>
+                <w:color w:val="0F2B3C"/>
+                <w:sz w:val="16"/>
+                <w:szCs w:val="16"/>
+              </w:rPr>
+              <w:t xml:space="preserve">WORKING SPACE / CALCULATION STEPS</w:t>
+            </w:r>
+          </w:p>
+        </w:tc>
+        <w:tc>
+          <w:tcPr>
+            <w:tcW w:type="dxa" w:w="3000"/>
+            <w:shd w:fill="FBF3E2" w:color="auto" w:val="clear"/>
+            <w:tcMar>
+              <w:top w:type="dxa" w:w="60"/>
+              <w:left w:type="dxa" w:w="100"/>
+              <w:bottom w:type="dxa" w:w="60"/>
+              <w:right w:type="dxa" w:w="100"/>
+            </w:tcMar>
+          </w:tcPr>
+          <w:p>
+            <w:pPr>
+              <w:spacing w:after="0" w:before="0"/>
+            </w:pPr>
+            <w:r>
+              <w:rPr>
+                <w:b/>
+                <w:bCs/>
+                <w:color w:val="7A5400"/>
+                <w:sz w:val="16"/>
+                <w:szCs w:val="16"/>
+              </w:rPr>
+              <w:t xml:space="preserve">EXPLAIN YOUR REASONING</w:t>
+            </w:r>
+          </w:p>
+        </w:tc>
+      </w:tr>
+      <w:tr>
+        <w:trPr>
+          <w:cantSplit/>
+        </w:trPr>
+        <w:tc>
+          <w:tcPr>
+            <w:tcW w:type="dxa" w:w="2800"/>
+            <w:tcMar>
+              <w:top w:type="dxa" w:w="80"/>
+              <w:left w:type="dxa" w:w="100"/>
+              <w:bottom w:type="dxa" w:w="80"/>
+              <w:right w:type="dxa" w:w="100"/>
+            </w:tcMar>
+            <w:vAlign w:val="top"/>
+          </w:tcPr>
+          <w:p>
+            <w:pPr>
+              <w:spacing w:after="40" w:before="0"/>
+            </w:pPr>
+            <w:r>
+              <w:rPr>
+                <w:b/>
+                <w:bCs/>
+                <w:color w:val="0F2B3C"/>
+                <w:sz w:val="20"/>
+                <w:szCs w:val="20"/>
+              </w:rPr>
+              <w:t xml:space="preserve">3.  Which unit tells how much soil fills a garden bed?</w:t>
+            </w:r>
+          </w:p>
+          <w:p>
+            <w:pPr>
+              <w:spacing w:after="40" w:before="0"/>
+            </w:pPr>
+            <w:r>
+              <w:rPr>
+                <w:i/>
+                <w:iCs/>
+                <w:color w:val="3F4D5C"/>
+                <w:sz w:val="20"/>
+                <w:szCs w:val="20"/>
+              </w:rPr>
+              <w:t xml:space="preserve">C. ¿Qué unidad dice cuánta tierra llena una jardinera?</w:t>
+            </w:r>
+          </w:p>
+          <w:p>
+            <w:pPr>
+              <w:spacing w:after="0" w:before="0"/>
+            </w:pPr>
+            <w:r>
+              <w:rPr>
+                <w:color w:val="5E6E7E"/>
+                <w:sz w:val="18"/>
+                <w:szCs w:val="18"/>
+              </w:rPr>
+              <w:t xml:space="preserve">Choices: square feet   /   feet   /   cubic feet   /   degrees</w:t>
+            </w:r>
+          </w:p>
+        </w:tc>
+        <w:tc>
+          <w:tcPr>
+            <w:tcW w:type="dxa" w:w="3560"/>
+            <w:tcMar>
+              <w:top w:type="dxa" w:w="80"/>
+              <w:left w:type="dxa" w:w="100"/>
+              <w:bottom w:type="dxa" w:w="80"/>
+              <w:right w:type="dxa" w:w="100"/>
+            </w:tcMar>
+            <w:vAlign w:val="top"/>
+          </w:tcPr>
+          <w:p>
+            <w:pPr>
+              <w:spacing w:after="50" w:before="0"/>
+            </w:pPr>
+            <w:r>
+              <w:rPr>
+                <w:color w:val="BBBBBB"/>
+                <w:sz w:val="18"/>
+                <w:szCs w:val="18"/>
+              </w:rPr>
+              <w:t xml:space="preserve">____________________________</w:t>
+            </w:r>
+          </w:p>
+          <w:p>
+            <w:pPr>
+              <w:spacing w:after="50" w:before="0"/>
+            </w:pPr>
+            <w:r>
+              <w:rPr>
+                <w:color w:val="BBBBBB"/>
+                <w:sz w:val="18"/>
+                <w:szCs w:val="18"/>
+              </w:rPr>
+              <w:t xml:space="preserve">____________________________</w:t>
+            </w:r>
+          </w:p>
+          <w:p>
+            <w:pPr>
+              <w:spacing w:after="50" w:before="0"/>
+            </w:pPr>
+            <w:r>
+              <w:rPr>
+                <w:color w:val="BBBBBB"/>
+                <w:sz w:val="18"/>
+                <w:szCs w:val="18"/>
+              </w:rPr>
+              <w:t xml:space="preserve">____________________________</w:t>
+            </w:r>
+          </w:p>
+          <w:p>
+            <w:pPr>
+              <w:spacing w:after="50" w:before="0"/>
+            </w:pPr>
+            <w:r>
+              <w:rPr>
+                <w:color w:val="BBBBBB"/>
+                <w:sz w:val="18"/>
+                <w:szCs w:val="18"/>
+              </w:rPr>
+              <w:t xml:space="preserve">____________________________</w:t>
+            </w:r>
+          </w:p>
+        </w:tc>
+        <w:tc>
+          <w:tcPr>
+            <w:tcW w:type="dxa" w:w="3000"/>
+            <w:shd w:fill="FBF3E2" w:color="auto" w:val="clear"/>
+            <w:tcMar>
+              <w:top w:type="dxa" w:w="80"/>
+              <w:left w:type="dxa" w:w="100"/>
+              <w:bottom w:type="dxa" w:w="80"/>
+              <w:right w:type="dxa" w:w="100"/>
+            </w:tcMar>
+            <w:vAlign w:val="top"/>
+          </w:tcPr>
+          <w:p>
+            <w:pPr>
+              <w:spacing w:after="30" w:before="0"/>
+            </w:pPr>
+            <w:r>
+              <w:rPr>
+                <w:b/>
+                <w:bCs/>
+                <w:color w:val="0F2B3C"/>
+                <w:sz w:val="18"/>
+                <w:szCs w:val="18"/>
+              </w:rPr>
+              <w:t xml:space="preserve">Because... ________________</w:t>
+            </w:r>
+          </w:p>
+          <w:p>
+            <w:pPr>
+              <w:spacing w:after="50" w:before="0"/>
+            </w:pPr>
+            <w:r>
+              <w:rPr>
+                <w:color w:val="BBBBBB"/>
+                <w:sz w:val="18"/>
+                <w:szCs w:val="18"/>
+              </w:rPr>
+              <w:t xml:space="preserve">____________________________</w:t>
+            </w:r>
+          </w:p>
+          <w:p>
+            <w:pPr>
+              <w:spacing w:after="30" w:before="40"/>
+            </w:pPr>
+            <w:r>
+              <w:rPr>
+                <w:b/>
+                <w:bCs/>
+                <w:color w:val="1A6FB5"/>
+                <w:sz w:val="18"/>
+                <w:szCs w:val="18"/>
+              </w:rPr>
+              <w:t xml:space="preserve">Although... _______________</w:t>
+            </w:r>
+          </w:p>
+          <w:p>
+            <w:pPr>
+              <w:spacing w:after="50" w:before="0"/>
+            </w:pPr>
+            <w:r>
+              <w:rPr>
+                <w:color w:val="BBBBBB"/>
+                <w:sz w:val="18"/>
+                <w:szCs w:val="18"/>
+              </w:rPr>
+              <w:t xml:space="preserve">____________________________</w:t>
+            </w:r>
+          </w:p>
+          <w:p>
+            <w:pPr>
+              <w:spacing w:after="30" w:before="40"/>
+            </w:pPr>
+            <w:r>
+              <w:rPr>
+                <w:b/>
+                <w:bCs/>
+                <w:color w:val="7A5400"/>
+                <w:sz w:val="18"/>
+                <w:szCs w:val="18"/>
+              </w:rPr>
+              <w:t xml:space="preserve">Therefore... ______________</w:t>
+            </w:r>
+          </w:p>
+          <w:p>
+            <w:pPr>
+              <w:spacing w:after="50" w:before="0"/>
+            </w:pPr>
+            <w:r>
+              <w:rPr>
+                <w:color w:val="BBBBBB"/>
+                <w:sz w:val="18"/>
+                <w:szCs w:val="18"/>
+              </w:rPr>
+              <w:t xml:space="preserve">____________________________</w:t>
+            </w:r>
+          </w:p>
+        </w:tc>
+      </w:tr>
+    </w:tbl>
     <w:p>
       <w:pPr>
         <w:spacing w:after="60" w:before="0"/>
       </w:pPr>
       <w:r>
-        <w:rPr>
-          <w:i/>
-          <w:iCs/>
-          <w:color w:val="3F4D5C"/>
-          <w:sz w:val="20"/>
-          <w:szCs w:val="20"/>
-        </w:rPr>
-        <w:t xml:space="preserve">C. ¿Qué unidad dice cuánta tierra llena una jardinera?</w:t>
-      </w:r>
-    </w:p>
-    <w:p>
-      <w:pPr>
-        <w:spacing w:after="40" w:before="0"/>
-      </w:pPr>
-      <w:r>
-        <w:rPr>
-          <w:color w:val="5E6E7E"/>
-          <w:sz w:val="20"/>
-          <w:szCs w:val="20"/>
-        </w:rPr>
-        <w:t xml:space="preserve">     choices: square feet   /   feet   /   cubic feet   /   degrees</w:t>
-      </w:r>
-    </w:p>
-    <w:p>
-      <w:pPr>
-        <w:spacing w:after="80" w:before="0"/>
-      </w:pPr>
-      <w:r>
-        <w:rPr>
-          <w:color w:val="BBBBBB"/>
-        </w:rPr>
-        <w:t xml:space="preserve">____________________________________________________</w:t>
-      </w:r>
-    </w:p>
-    <w:p>
-      <w:pPr>
-        <w:spacing w:after="40" w:before="0"/>
-      </w:pPr>
-      <w:r>
-        <w:rPr>
-          <w:sz w:val="22"/>
-          <w:szCs w:val="22"/>
-        </w:rPr>
-        <w:t xml:space="preserve">4.  What is 50 × 6?</w:t>
-      </w:r>
-    </w:p>
+        <w:t xml:space="preserve"/>
+      </w:r>
+    </w:p>
+    <w:tbl>
+      <w:tblPr>
+        <w:tblW w:type="dxa" w:w="9360"/>
+        <w:tblBorders>
+          <w:top w:val="single" w:color="C7D2DD" w:sz="6"/>
+          <w:left w:val="single" w:color="C7D2DD" w:sz="6"/>
+          <w:bottom w:val="single" w:color="C7D2DD" w:sz="6"/>
+          <w:right w:val="single" w:color="C7D2DD" w:sz="6"/>
+          <w:insideH w:val="single" w:color="C7D2DD" w:sz="6"/>
+          <w:insideV w:val="single" w:color="C7D2DD" w:sz="6"/>
+        </w:tblBorders>
+      </w:tblPr>
+      <w:tblGrid>
+        <w:gridCol w:w="2800"/>
+        <w:gridCol w:w="3560"/>
+        <w:gridCol w:w="3000"/>
+      </w:tblGrid>
+      <w:tr>
+        <w:trPr>
+          <w:cantSplit/>
+          <w:tblHeader/>
+        </w:trPr>
+        <w:tc>
+          <w:tcPr>
+            <w:tcW w:type="dxa" w:w="2800"/>
+            <w:shd w:fill="EEF4F8" w:color="auto" w:val="clear"/>
+            <w:tcMar>
+              <w:top w:type="dxa" w:w="60"/>
+              <w:left w:type="dxa" w:w="100"/>
+              <w:bottom w:type="dxa" w:w="60"/>
+              <w:right w:type="dxa" w:w="100"/>
+            </w:tcMar>
+          </w:tcPr>
+          <w:p>
+            <w:pPr>
+              <w:spacing w:after="0" w:before="0"/>
+            </w:pPr>
+            <w:r>
+              <w:rPr>
+                <w:b/>
+                <w:bCs/>
+                <w:color w:val="0F2B3C"/>
+                <w:sz w:val="16"/>
+                <w:szCs w:val="16"/>
+              </w:rPr>
+              <w:t xml:space="preserve">CORE PROBLEM / GIVEN REPRESENTATION</w:t>
+            </w:r>
+          </w:p>
+        </w:tc>
+        <w:tc>
+          <w:tcPr>
+            <w:tcW w:type="dxa" w:w="3560"/>
+            <w:shd w:fill="EEF4F8" w:color="auto" w:val="clear"/>
+            <w:tcMar>
+              <w:top w:type="dxa" w:w="60"/>
+              <w:left w:type="dxa" w:w="100"/>
+              <w:bottom w:type="dxa" w:w="60"/>
+              <w:right w:type="dxa" w:w="100"/>
+            </w:tcMar>
+          </w:tcPr>
+          <w:p>
+            <w:pPr>
+              <w:spacing w:after="0" w:before="0"/>
+            </w:pPr>
+            <w:r>
+              <w:rPr>
+                <w:b/>
+                <w:bCs/>
+                <w:color w:val="0F2B3C"/>
+                <w:sz w:val="16"/>
+                <w:szCs w:val="16"/>
+              </w:rPr>
+              <w:t xml:space="preserve">WORKING SPACE / CALCULATION STEPS</w:t>
+            </w:r>
+          </w:p>
+        </w:tc>
+        <w:tc>
+          <w:tcPr>
+            <w:tcW w:type="dxa" w:w="3000"/>
+            <w:shd w:fill="FBF3E2" w:color="auto" w:val="clear"/>
+            <w:tcMar>
+              <w:top w:type="dxa" w:w="60"/>
+              <w:left w:type="dxa" w:w="100"/>
+              <w:bottom w:type="dxa" w:w="60"/>
+              <w:right w:type="dxa" w:w="100"/>
+            </w:tcMar>
+          </w:tcPr>
+          <w:p>
+            <w:pPr>
+              <w:spacing w:after="0" w:before="0"/>
+            </w:pPr>
+            <w:r>
+              <w:rPr>
+                <w:b/>
+                <w:bCs/>
+                <w:color w:val="7A5400"/>
+                <w:sz w:val="16"/>
+                <w:szCs w:val="16"/>
+              </w:rPr>
+              <w:t xml:space="preserve">EXPLAIN YOUR REASONING</w:t>
+            </w:r>
+          </w:p>
+        </w:tc>
+      </w:tr>
+      <w:tr>
+        <w:trPr>
+          <w:cantSplit/>
+        </w:trPr>
+        <w:tc>
+          <w:tcPr>
+            <w:tcW w:type="dxa" w:w="2800"/>
+            <w:tcMar>
+              <w:top w:type="dxa" w:w="80"/>
+              <w:left w:type="dxa" w:w="100"/>
+              <w:bottom w:type="dxa" w:w="80"/>
+              <w:right w:type="dxa" w:w="100"/>
+            </w:tcMar>
+            <w:vAlign w:val="top"/>
+          </w:tcPr>
+          <w:p>
+            <w:pPr>
+              <w:spacing w:after="40" w:before="0"/>
+            </w:pPr>
+            <w:r>
+              <w:rPr>
+                <w:b/>
+                <w:bCs/>
+                <w:color w:val="0F2B3C"/>
+                <w:sz w:val="20"/>
+                <w:szCs w:val="20"/>
+              </w:rPr>
+              <w:t xml:space="preserve">4.  What is 50 × 6?</w:t>
+            </w:r>
+          </w:p>
+          <w:p>
+            <w:pPr>
+              <w:spacing w:after="40" w:before="0"/>
+            </w:pPr>
+            <w:r>
+              <w:rPr>
+                <w:i/>
+                <w:iCs/>
+                <w:color w:val="3F4D5C"/>
+                <w:sz w:val="20"/>
+                <w:szCs w:val="20"/>
+              </w:rPr>
+              <w:t xml:space="preserve">D. ¿Cuánto es 50 × 6?</w:t>
+            </w:r>
+          </w:p>
+        </w:tc>
+        <w:tc>
+          <w:tcPr>
+            <w:tcW w:type="dxa" w:w="3560"/>
+            <w:tcMar>
+              <w:top w:type="dxa" w:w="80"/>
+              <w:left w:type="dxa" w:w="100"/>
+              <w:bottom w:type="dxa" w:w="80"/>
+              <w:right w:type="dxa" w:w="100"/>
+            </w:tcMar>
+            <w:vAlign w:val="top"/>
+          </w:tcPr>
+          <w:p>
+            <w:pPr>
+              <w:spacing w:after="50" w:before="0"/>
+            </w:pPr>
+            <w:r>
+              <w:rPr>
+                <w:color w:val="BBBBBB"/>
+                <w:sz w:val="18"/>
+                <w:szCs w:val="18"/>
+              </w:rPr>
+              <w:t xml:space="preserve">____________________________</w:t>
+            </w:r>
+          </w:p>
+          <w:p>
+            <w:pPr>
+              <w:spacing w:after="50" w:before="0"/>
+            </w:pPr>
+            <w:r>
+              <w:rPr>
+                <w:color w:val="BBBBBB"/>
+                <w:sz w:val="18"/>
+                <w:szCs w:val="18"/>
+              </w:rPr>
+              <w:t xml:space="preserve">____________________________</w:t>
+            </w:r>
+          </w:p>
+          <w:p>
+            <w:pPr>
+              <w:spacing w:after="50" w:before="0"/>
+            </w:pPr>
+            <w:r>
+              <w:rPr>
+                <w:color w:val="BBBBBB"/>
+                <w:sz w:val="18"/>
+                <w:szCs w:val="18"/>
+              </w:rPr>
+              <w:t xml:space="preserve">____________________________</w:t>
+            </w:r>
+          </w:p>
+          <w:p>
+            <w:pPr>
+              <w:spacing w:after="50" w:before="0"/>
+            </w:pPr>
+            <w:r>
+              <w:rPr>
+                <w:color w:val="BBBBBB"/>
+                <w:sz w:val="18"/>
+                <w:szCs w:val="18"/>
+              </w:rPr>
+              <w:t xml:space="preserve">____________________________</w:t>
+            </w:r>
+          </w:p>
+        </w:tc>
+        <w:tc>
+          <w:tcPr>
+            <w:tcW w:type="dxa" w:w="3000"/>
+            <w:shd w:fill="FBF3E2" w:color="auto" w:val="clear"/>
+            <w:tcMar>
+              <w:top w:type="dxa" w:w="80"/>
+              <w:left w:type="dxa" w:w="100"/>
+              <w:bottom w:type="dxa" w:w="80"/>
+              <w:right w:type="dxa" w:w="100"/>
+            </w:tcMar>
+            <w:vAlign w:val="top"/>
+          </w:tcPr>
+          <w:p>
+            <w:pPr>
+              <w:spacing w:after="30" w:before="0"/>
+            </w:pPr>
+            <w:r>
+              <w:rPr>
+                <w:b/>
+                <w:bCs/>
+                <w:color w:val="0F2B3C"/>
+                <w:sz w:val="18"/>
+                <w:szCs w:val="18"/>
+              </w:rPr>
+              <w:t xml:space="preserve">Because... ________________</w:t>
+            </w:r>
+          </w:p>
+          <w:p>
+            <w:pPr>
+              <w:spacing w:after="50" w:before="0"/>
+            </w:pPr>
+            <w:r>
+              <w:rPr>
+                <w:color w:val="BBBBBB"/>
+                <w:sz w:val="18"/>
+                <w:szCs w:val="18"/>
+              </w:rPr>
+              <w:t xml:space="preserve">____________________________</w:t>
+            </w:r>
+          </w:p>
+          <w:p>
+            <w:pPr>
+              <w:spacing w:after="30" w:before="40"/>
+            </w:pPr>
+            <w:r>
+              <w:rPr>
+                <w:b/>
+                <w:bCs/>
+                <w:color w:val="1A6FB5"/>
+                <w:sz w:val="18"/>
+                <w:szCs w:val="18"/>
+              </w:rPr>
+              <w:t xml:space="preserve">Although... _______________</w:t>
+            </w:r>
+          </w:p>
+          <w:p>
+            <w:pPr>
+              <w:spacing w:after="50" w:before="0"/>
+            </w:pPr>
+            <w:r>
+              <w:rPr>
+                <w:color w:val="BBBBBB"/>
+                <w:sz w:val="18"/>
+                <w:szCs w:val="18"/>
+              </w:rPr>
+              <w:t xml:space="preserve">____________________________</w:t>
+            </w:r>
+          </w:p>
+          <w:p>
+            <w:pPr>
+              <w:spacing w:after="30" w:before="40"/>
+            </w:pPr>
+            <w:r>
+              <w:rPr>
+                <w:b/>
+                <w:bCs/>
+                <w:color w:val="7A5400"/>
+                <w:sz w:val="18"/>
+                <w:szCs w:val="18"/>
+              </w:rPr>
+              <w:t xml:space="preserve">Therefore... ______________</w:t>
+            </w:r>
+          </w:p>
+          <w:p>
+            <w:pPr>
+              <w:spacing w:after="50" w:before="0"/>
+            </w:pPr>
+            <w:r>
+              <w:rPr>
+                <w:color w:val="BBBBBB"/>
+                <w:sz w:val="18"/>
+                <w:szCs w:val="18"/>
+              </w:rPr>
+              <w:t xml:space="preserve">____________________________</w:t>
+            </w:r>
+          </w:p>
+        </w:tc>
+      </w:tr>
+    </w:tbl>
     <w:p>
       <w:pPr>
         <w:spacing w:after="60" w:before="0"/>
       </w:pPr>
       <w:r>
-        <w:rPr>
-          <w:i/>
-          <w:iCs/>
-          <w:color w:val="3F4D5C"/>
-          <w:sz w:val="20"/>
-          <w:szCs w:val="20"/>
-        </w:rPr>
-        <w:t xml:space="preserve">D. ¿Cuánto es 50 × 6?</w:t>
-      </w:r>
-    </w:p>
-    <w:p>
-      <w:pPr>
-        <w:spacing w:after="80" w:before="0"/>
-      </w:pPr>
-      <w:r>
-        <w:rPr>
-          <w:color w:val="BBBBBB"/>
-        </w:rPr>
-        <w:t xml:space="preserve">____________________________________________________</w:t>
+        <w:t xml:space="preserve"/>
       </w:r>
     </w:p>
     <w:p>
@@ -575,131 +3677,980 @@
         <w:t xml:space="preserve">Halla y compara volúmenes.</w:t>
       </w:r>
     </w:p>
-    <w:p>
-      <w:pPr>
-        <w:spacing w:after="40" w:before="0"/>
-      </w:pPr>
-      <w:r>
-        <w:rPr>
-          <w:sz w:val="22"/>
-          <w:szCs w:val="22"/>
-        </w:rPr>
-        <w:t xml:space="preserve">1.  A box is 5 ft long, 3 ft wide, and 2 ft tall. What is its volume in cubic feet?</w:t>
-      </w:r>
-    </w:p>
+    <w:tbl>
+      <w:tblPr>
+        <w:tblW w:type="dxa" w:w="9360"/>
+        <w:tblBorders>
+          <w:top w:val="single" w:color="C7D2DD" w:sz="6"/>
+          <w:left w:val="single" w:color="C7D2DD" w:sz="6"/>
+          <w:bottom w:val="single" w:color="C7D2DD" w:sz="6"/>
+          <w:right w:val="single" w:color="C7D2DD" w:sz="6"/>
+          <w:insideH w:val="single" w:color="C7D2DD" w:sz="6"/>
+          <w:insideV w:val="single" w:color="C7D2DD" w:sz="6"/>
+        </w:tblBorders>
+      </w:tblPr>
+      <w:tblGrid>
+        <w:gridCol w:w="2800"/>
+        <w:gridCol w:w="3560"/>
+        <w:gridCol w:w="3000"/>
+      </w:tblGrid>
+      <w:tr>
+        <w:trPr>
+          <w:cantSplit/>
+          <w:tblHeader/>
+        </w:trPr>
+        <w:tc>
+          <w:tcPr>
+            <w:tcW w:type="dxa" w:w="2800"/>
+            <w:shd w:fill="EEF4F8" w:color="auto" w:val="clear"/>
+            <w:tcMar>
+              <w:top w:type="dxa" w:w="60"/>
+              <w:left w:type="dxa" w:w="100"/>
+              <w:bottom w:type="dxa" w:w="60"/>
+              <w:right w:type="dxa" w:w="100"/>
+            </w:tcMar>
+          </w:tcPr>
+          <w:p>
+            <w:pPr>
+              <w:spacing w:after="0" w:before="0"/>
+            </w:pPr>
+            <w:r>
+              <w:rPr>
+                <w:b/>
+                <w:bCs/>
+                <w:color w:val="0F2B3C"/>
+                <w:sz w:val="16"/>
+                <w:szCs w:val="16"/>
+              </w:rPr>
+              <w:t xml:space="preserve">CORE PROBLEM / GIVEN REPRESENTATION</w:t>
+            </w:r>
+          </w:p>
+        </w:tc>
+        <w:tc>
+          <w:tcPr>
+            <w:tcW w:type="dxa" w:w="3560"/>
+            <w:shd w:fill="EEF4F8" w:color="auto" w:val="clear"/>
+            <w:tcMar>
+              <w:top w:type="dxa" w:w="60"/>
+              <w:left w:type="dxa" w:w="100"/>
+              <w:bottom w:type="dxa" w:w="60"/>
+              <w:right w:type="dxa" w:w="100"/>
+            </w:tcMar>
+          </w:tcPr>
+          <w:p>
+            <w:pPr>
+              <w:spacing w:after="0" w:before="0"/>
+            </w:pPr>
+            <w:r>
+              <w:rPr>
+                <w:b/>
+                <w:bCs/>
+                <w:color w:val="0F2B3C"/>
+                <w:sz w:val="16"/>
+                <w:szCs w:val="16"/>
+              </w:rPr>
+              <w:t xml:space="preserve">WORKING SPACE / CALCULATION STEPS</w:t>
+            </w:r>
+          </w:p>
+        </w:tc>
+        <w:tc>
+          <w:tcPr>
+            <w:tcW w:type="dxa" w:w="3000"/>
+            <w:shd w:fill="FBF3E2" w:color="auto" w:val="clear"/>
+            <w:tcMar>
+              <w:top w:type="dxa" w:w="60"/>
+              <w:left w:type="dxa" w:w="100"/>
+              <w:bottom w:type="dxa" w:w="60"/>
+              <w:right w:type="dxa" w:w="100"/>
+            </w:tcMar>
+          </w:tcPr>
+          <w:p>
+            <w:pPr>
+              <w:spacing w:after="0" w:before="0"/>
+            </w:pPr>
+            <w:r>
+              <w:rPr>
+                <w:b/>
+                <w:bCs/>
+                <w:color w:val="7A5400"/>
+                <w:sz w:val="16"/>
+                <w:szCs w:val="16"/>
+              </w:rPr>
+              <w:t xml:space="preserve">EXPLAIN YOUR REASONING</w:t>
+            </w:r>
+          </w:p>
+        </w:tc>
+      </w:tr>
+      <w:tr>
+        <w:trPr>
+          <w:cantSplit/>
+        </w:trPr>
+        <w:tc>
+          <w:tcPr>
+            <w:tcW w:type="dxa" w:w="2800"/>
+            <w:tcMar>
+              <w:top w:type="dxa" w:w="80"/>
+              <w:left w:type="dxa" w:w="100"/>
+              <w:bottom w:type="dxa" w:w="80"/>
+              <w:right w:type="dxa" w:w="100"/>
+            </w:tcMar>
+            <w:vAlign w:val="top"/>
+          </w:tcPr>
+          <w:p>
+            <w:pPr>
+              <w:spacing w:after="40" w:before="0"/>
+            </w:pPr>
+            <w:r>
+              <w:rPr>
+                <w:b/>
+                <w:bCs/>
+                <w:color w:val="0F2B3C"/>
+                <w:sz w:val="20"/>
+                <w:szCs w:val="20"/>
+              </w:rPr>
+              <w:t xml:space="preserve">1.  A box is 5 ft long, 3 ft wide, and 2 ft tall. What is its volume in cubic feet?</w:t>
+            </w:r>
+          </w:p>
+          <w:p>
+            <w:pPr>
+              <w:spacing w:after="40" w:before="0"/>
+            </w:pPr>
+            <w:r>
+              <w:rPr>
+                <w:i/>
+                <w:iCs/>
+                <w:color w:val="3F4D5C"/>
+                <w:sz w:val="20"/>
+                <w:szCs w:val="20"/>
+              </w:rPr>
+              <w:t xml:space="preserve">A. Una caja mide 5 pies de largo, 3 pies de ancho y 2 pies de alto. ¿Cuál es su volumen en pies cúbicos?</w:t>
+            </w:r>
+          </w:p>
+        </w:tc>
+        <w:tc>
+          <w:tcPr>
+            <w:tcW w:type="dxa" w:w="3560"/>
+            <w:tcMar>
+              <w:top w:type="dxa" w:w="80"/>
+              <w:left w:type="dxa" w:w="100"/>
+              <w:bottom w:type="dxa" w:w="80"/>
+              <w:right w:type="dxa" w:w="100"/>
+            </w:tcMar>
+            <w:vAlign w:val="top"/>
+          </w:tcPr>
+          <w:p>
+            <w:pPr>
+              <w:spacing w:after="50" w:before="0"/>
+            </w:pPr>
+            <w:r>
+              <w:rPr>
+                <w:color w:val="BBBBBB"/>
+                <w:sz w:val="18"/>
+                <w:szCs w:val="18"/>
+              </w:rPr>
+              <w:t xml:space="preserve">____________________________</w:t>
+            </w:r>
+          </w:p>
+          <w:p>
+            <w:pPr>
+              <w:spacing w:after="50" w:before="0"/>
+            </w:pPr>
+            <w:r>
+              <w:rPr>
+                <w:color w:val="BBBBBB"/>
+                <w:sz w:val="18"/>
+                <w:szCs w:val="18"/>
+              </w:rPr>
+              <w:t xml:space="preserve">____________________________</w:t>
+            </w:r>
+          </w:p>
+          <w:p>
+            <w:pPr>
+              <w:spacing w:after="50" w:before="0"/>
+            </w:pPr>
+            <w:r>
+              <w:rPr>
+                <w:color w:val="BBBBBB"/>
+                <w:sz w:val="18"/>
+                <w:szCs w:val="18"/>
+              </w:rPr>
+              <w:t xml:space="preserve">____________________________</w:t>
+            </w:r>
+          </w:p>
+          <w:p>
+            <w:pPr>
+              <w:spacing w:after="50" w:before="0"/>
+            </w:pPr>
+            <w:r>
+              <w:rPr>
+                <w:color w:val="BBBBBB"/>
+                <w:sz w:val="18"/>
+                <w:szCs w:val="18"/>
+              </w:rPr>
+              <w:t xml:space="preserve">____________________________</w:t>
+            </w:r>
+          </w:p>
+        </w:tc>
+        <w:tc>
+          <w:tcPr>
+            <w:tcW w:type="dxa" w:w="3000"/>
+            <w:shd w:fill="FBF3E2" w:color="auto" w:val="clear"/>
+            <w:tcMar>
+              <w:top w:type="dxa" w:w="80"/>
+              <w:left w:type="dxa" w:w="100"/>
+              <w:bottom w:type="dxa" w:w="80"/>
+              <w:right w:type="dxa" w:w="100"/>
+            </w:tcMar>
+            <w:vAlign w:val="top"/>
+          </w:tcPr>
+          <w:p>
+            <w:pPr>
+              <w:spacing w:after="30" w:before="0"/>
+            </w:pPr>
+            <w:r>
+              <w:rPr>
+                <w:b/>
+                <w:bCs/>
+                <w:color w:val="0F2B3C"/>
+                <w:sz w:val="18"/>
+                <w:szCs w:val="18"/>
+              </w:rPr>
+              <w:t xml:space="preserve">Because... ________________</w:t>
+            </w:r>
+          </w:p>
+          <w:p>
+            <w:pPr>
+              <w:spacing w:after="50" w:before="0"/>
+            </w:pPr>
+            <w:r>
+              <w:rPr>
+                <w:color w:val="BBBBBB"/>
+                <w:sz w:val="18"/>
+                <w:szCs w:val="18"/>
+              </w:rPr>
+              <w:t xml:space="preserve">____________________________</w:t>
+            </w:r>
+          </w:p>
+          <w:p>
+            <w:pPr>
+              <w:spacing w:after="30" w:before="40"/>
+            </w:pPr>
+            <w:r>
+              <w:rPr>
+                <w:b/>
+                <w:bCs/>
+                <w:color w:val="1A6FB5"/>
+                <w:sz w:val="18"/>
+                <w:szCs w:val="18"/>
+              </w:rPr>
+              <w:t xml:space="preserve">Although... _______________</w:t>
+            </w:r>
+          </w:p>
+          <w:p>
+            <w:pPr>
+              <w:spacing w:after="50" w:before="0"/>
+            </w:pPr>
+            <w:r>
+              <w:rPr>
+                <w:color w:val="BBBBBB"/>
+                <w:sz w:val="18"/>
+                <w:szCs w:val="18"/>
+              </w:rPr>
+              <w:t xml:space="preserve">____________________________</w:t>
+            </w:r>
+          </w:p>
+          <w:p>
+            <w:pPr>
+              <w:spacing w:after="30" w:before="40"/>
+            </w:pPr>
+            <w:r>
+              <w:rPr>
+                <w:b/>
+                <w:bCs/>
+                <w:color w:val="7A5400"/>
+                <w:sz w:val="18"/>
+                <w:szCs w:val="18"/>
+              </w:rPr>
+              <w:t xml:space="preserve">Therefore... ______________</w:t>
+            </w:r>
+          </w:p>
+          <w:p>
+            <w:pPr>
+              <w:spacing w:after="50" w:before="0"/>
+            </w:pPr>
+            <w:r>
+              <w:rPr>
+                <w:color w:val="BBBBBB"/>
+                <w:sz w:val="18"/>
+                <w:szCs w:val="18"/>
+              </w:rPr>
+              <w:t xml:space="preserve">____________________________</w:t>
+            </w:r>
+          </w:p>
+        </w:tc>
+      </w:tr>
+    </w:tbl>
     <w:p>
       <w:pPr>
         <w:spacing w:after="60" w:before="0"/>
       </w:pPr>
       <w:r>
-        <w:rPr>
-          <w:i/>
-          <w:iCs/>
-          <w:color w:val="3F4D5C"/>
-          <w:sz w:val="20"/>
-          <w:szCs w:val="20"/>
-        </w:rPr>
-        <w:t xml:space="preserve">A. Una caja mide 5 pies de largo, 3 pies de ancho y 2 pies de alto. ¿Cuál es su volumen en pies cúbicos?</w:t>
-      </w:r>
-    </w:p>
-    <w:p>
-      <w:pPr>
-        <w:spacing w:after="80" w:before="0"/>
-      </w:pPr>
-      <w:r>
-        <w:rPr>
-          <w:color w:val="BBBBBB"/>
-        </w:rPr>
-        <w:t xml:space="preserve">____________________________________________________</w:t>
-      </w:r>
-    </w:p>
-    <w:p>
-      <w:pPr>
-        <w:spacing w:after="40" w:before="0"/>
-      </w:pPr>
-      <w:r>
-        <w:rPr>
-          <w:sz w:val="22"/>
-          <w:szCs w:val="22"/>
-        </w:rPr>
-        <w:t xml:space="preserve">2.  Bed A is 3 ft × 2 ft × 2 ft. Bed B is 4 ft × 2 ft × 1 ft. How many cubic feet do they hold together?</w:t>
-      </w:r>
-    </w:p>
+        <w:t xml:space="preserve"/>
+      </w:r>
+    </w:p>
+    <w:tbl>
+      <w:tblPr>
+        <w:tblW w:type="dxa" w:w="9360"/>
+        <w:tblBorders>
+          <w:top w:val="single" w:color="C7D2DD" w:sz="6"/>
+          <w:left w:val="single" w:color="C7D2DD" w:sz="6"/>
+          <w:bottom w:val="single" w:color="C7D2DD" w:sz="6"/>
+          <w:right w:val="single" w:color="C7D2DD" w:sz="6"/>
+          <w:insideH w:val="single" w:color="C7D2DD" w:sz="6"/>
+          <w:insideV w:val="single" w:color="C7D2DD" w:sz="6"/>
+        </w:tblBorders>
+      </w:tblPr>
+      <w:tblGrid>
+        <w:gridCol w:w="2800"/>
+        <w:gridCol w:w="3560"/>
+        <w:gridCol w:w="3000"/>
+      </w:tblGrid>
+      <w:tr>
+        <w:trPr>
+          <w:cantSplit/>
+          <w:tblHeader/>
+        </w:trPr>
+        <w:tc>
+          <w:tcPr>
+            <w:tcW w:type="dxa" w:w="2800"/>
+            <w:shd w:fill="EEF4F8" w:color="auto" w:val="clear"/>
+            <w:tcMar>
+              <w:top w:type="dxa" w:w="60"/>
+              <w:left w:type="dxa" w:w="100"/>
+              <w:bottom w:type="dxa" w:w="60"/>
+              <w:right w:type="dxa" w:w="100"/>
+            </w:tcMar>
+          </w:tcPr>
+          <w:p>
+            <w:pPr>
+              <w:spacing w:after="0" w:before="0"/>
+            </w:pPr>
+            <w:r>
+              <w:rPr>
+                <w:b/>
+                <w:bCs/>
+                <w:color w:val="0F2B3C"/>
+                <w:sz w:val="16"/>
+                <w:szCs w:val="16"/>
+              </w:rPr>
+              <w:t xml:space="preserve">CORE PROBLEM / GIVEN REPRESENTATION</w:t>
+            </w:r>
+          </w:p>
+        </w:tc>
+        <w:tc>
+          <w:tcPr>
+            <w:tcW w:type="dxa" w:w="3560"/>
+            <w:shd w:fill="EEF4F8" w:color="auto" w:val="clear"/>
+            <w:tcMar>
+              <w:top w:type="dxa" w:w="60"/>
+              <w:left w:type="dxa" w:w="100"/>
+              <w:bottom w:type="dxa" w:w="60"/>
+              <w:right w:type="dxa" w:w="100"/>
+            </w:tcMar>
+          </w:tcPr>
+          <w:p>
+            <w:pPr>
+              <w:spacing w:after="0" w:before="0"/>
+            </w:pPr>
+            <w:r>
+              <w:rPr>
+                <w:b/>
+                <w:bCs/>
+                <w:color w:val="0F2B3C"/>
+                <w:sz w:val="16"/>
+                <w:szCs w:val="16"/>
+              </w:rPr>
+              <w:t xml:space="preserve">WORKING SPACE / CALCULATION STEPS</w:t>
+            </w:r>
+          </w:p>
+        </w:tc>
+        <w:tc>
+          <w:tcPr>
+            <w:tcW w:type="dxa" w:w="3000"/>
+            <w:shd w:fill="FBF3E2" w:color="auto" w:val="clear"/>
+            <w:tcMar>
+              <w:top w:type="dxa" w:w="60"/>
+              <w:left w:type="dxa" w:w="100"/>
+              <w:bottom w:type="dxa" w:w="60"/>
+              <w:right w:type="dxa" w:w="100"/>
+            </w:tcMar>
+          </w:tcPr>
+          <w:p>
+            <w:pPr>
+              <w:spacing w:after="0" w:before="0"/>
+            </w:pPr>
+            <w:r>
+              <w:rPr>
+                <w:b/>
+                <w:bCs/>
+                <w:color w:val="7A5400"/>
+                <w:sz w:val="16"/>
+                <w:szCs w:val="16"/>
+              </w:rPr>
+              <w:t xml:space="preserve">EXPLAIN YOUR REASONING</w:t>
+            </w:r>
+          </w:p>
+        </w:tc>
+      </w:tr>
+      <w:tr>
+        <w:trPr>
+          <w:cantSplit/>
+        </w:trPr>
+        <w:tc>
+          <w:tcPr>
+            <w:tcW w:type="dxa" w:w="2800"/>
+            <w:tcMar>
+              <w:top w:type="dxa" w:w="80"/>
+              <w:left w:type="dxa" w:w="100"/>
+              <w:bottom w:type="dxa" w:w="80"/>
+              <w:right w:type="dxa" w:w="100"/>
+            </w:tcMar>
+            <w:vAlign w:val="top"/>
+          </w:tcPr>
+          <w:p>
+            <w:pPr>
+              <w:spacing w:after="40" w:before="0"/>
+            </w:pPr>
+            <w:r>
+              <w:rPr>
+                <w:b/>
+                <w:bCs/>
+                <w:color w:val="0F2B3C"/>
+                <w:sz w:val="20"/>
+                <w:szCs w:val="20"/>
+              </w:rPr>
+              <w:t xml:space="preserve">2.  Bed A is 3 ft × 2 ft × 2 ft. Bed B is 4 ft × 2 ft × 1 ft. How many cubic feet do they hold together?</w:t>
+            </w:r>
+          </w:p>
+          <w:p>
+            <w:pPr>
+              <w:spacing w:after="40" w:before="0"/>
+            </w:pPr>
+            <w:r>
+              <w:rPr>
+                <w:i/>
+                <w:iCs/>
+                <w:color w:val="3F4D5C"/>
+                <w:sz w:val="20"/>
+                <w:szCs w:val="20"/>
+              </w:rPr>
+              <w:t xml:space="preserve">B. La jardinera A mide 3 pies × 2 pies × 2 pies. La jardinera B mide 4 pies × 2 pies × 1 pie. ¿Cuántos pies cúbicos contienen juntas?</w:t>
+            </w:r>
+          </w:p>
+        </w:tc>
+        <w:tc>
+          <w:tcPr>
+            <w:tcW w:type="dxa" w:w="3560"/>
+            <w:tcMar>
+              <w:top w:type="dxa" w:w="80"/>
+              <w:left w:type="dxa" w:w="100"/>
+              <w:bottom w:type="dxa" w:w="80"/>
+              <w:right w:type="dxa" w:w="100"/>
+            </w:tcMar>
+            <w:vAlign w:val="top"/>
+          </w:tcPr>
+          <w:p>
+            <w:pPr>
+              <w:spacing w:after="50" w:before="0"/>
+            </w:pPr>
+            <w:r>
+              <w:rPr>
+                <w:color w:val="BBBBBB"/>
+                <w:sz w:val="18"/>
+                <w:szCs w:val="18"/>
+              </w:rPr>
+              <w:t xml:space="preserve">____________________________</w:t>
+            </w:r>
+          </w:p>
+          <w:p>
+            <w:pPr>
+              <w:spacing w:after="50" w:before="0"/>
+            </w:pPr>
+            <w:r>
+              <w:rPr>
+                <w:color w:val="BBBBBB"/>
+                <w:sz w:val="18"/>
+                <w:szCs w:val="18"/>
+              </w:rPr>
+              <w:t xml:space="preserve">____________________________</w:t>
+            </w:r>
+          </w:p>
+          <w:p>
+            <w:pPr>
+              <w:spacing w:after="50" w:before="0"/>
+            </w:pPr>
+            <w:r>
+              <w:rPr>
+                <w:color w:val="BBBBBB"/>
+                <w:sz w:val="18"/>
+                <w:szCs w:val="18"/>
+              </w:rPr>
+              <w:t xml:space="preserve">____________________________</w:t>
+            </w:r>
+          </w:p>
+          <w:p>
+            <w:pPr>
+              <w:spacing w:after="50" w:before="0"/>
+            </w:pPr>
+            <w:r>
+              <w:rPr>
+                <w:color w:val="BBBBBB"/>
+                <w:sz w:val="18"/>
+                <w:szCs w:val="18"/>
+              </w:rPr>
+              <w:t xml:space="preserve">____________________________</w:t>
+            </w:r>
+          </w:p>
+        </w:tc>
+        <w:tc>
+          <w:tcPr>
+            <w:tcW w:type="dxa" w:w="3000"/>
+            <w:shd w:fill="FBF3E2" w:color="auto" w:val="clear"/>
+            <w:tcMar>
+              <w:top w:type="dxa" w:w="80"/>
+              <w:left w:type="dxa" w:w="100"/>
+              <w:bottom w:type="dxa" w:w="80"/>
+              <w:right w:type="dxa" w:w="100"/>
+            </w:tcMar>
+            <w:vAlign w:val="top"/>
+          </w:tcPr>
+          <w:p>
+            <w:pPr>
+              <w:spacing w:after="30" w:before="0"/>
+            </w:pPr>
+            <w:r>
+              <w:rPr>
+                <w:b/>
+                <w:bCs/>
+                <w:color w:val="0F2B3C"/>
+                <w:sz w:val="18"/>
+                <w:szCs w:val="18"/>
+              </w:rPr>
+              <w:t xml:space="preserve">Because... ________________</w:t>
+            </w:r>
+          </w:p>
+          <w:p>
+            <w:pPr>
+              <w:spacing w:after="50" w:before="0"/>
+            </w:pPr>
+            <w:r>
+              <w:rPr>
+                <w:color w:val="BBBBBB"/>
+                <w:sz w:val="18"/>
+                <w:szCs w:val="18"/>
+              </w:rPr>
+              <w:t xml:space="preserve">____________________________</w:t>
+            </w:r>
+          </w:p>
+          <w:p>
+            <w:pPr>
+              <w:spacing w:after="30" w:before="40"/>
+            </w:pPr>
+            <w:r>
+              <w:rPr>
+                <w:b/>
+                <w:bCs/>
+                <w:color w:val="1A6FB5"/>
+                <w:sz w:val="18"/>
+                <w:szCs w:val="18"/>
+              </w:rPr>
+              <w:t xml:space="preserve">Although... _______________</w:t>
+            </w:r>
+          </w:p>
+          <w:p>
+            <w:pPr>
+              <w:spacing w:after="50" w:before="0"/>
+            </w:pPr>
+            <w:r>
+              <w:rPr>
+                <w:color w:val="BBBBBB"/>
+                <w:sz w:val="18"/>
+                <w:szCs w:val="18"/>
+              </w:rPr>
+              <w:t xml:space="preserve">____________________________</w:t>
+            </w:r>
+          </w:p>
+          <w:p>
+            <w:pPr>
+              <w:spacing w:after="30" w:before="40"/>
+            </w:pPr>
+            <w:r>
+              <w:rPr>
+                <w:b/>
+                <w:bCs/>
+                <w:color w:val="7A5400"/>
+                <w:sz w:val="18"/>
+                <w:szCs w:val="18"/>
+              </w:rPr>
+              <w:t xml:space="preserve">Therefore... ______________</w:t>
+            </w:r>
+          </w:p>
+          <w:p>
+            <w:pPr>
+              <w:spacing w:after="50" w:before="0"/>
+            </w:pPr>
+            <w:r>
+              <w:rPr>
+                <w:color w:val="BBBBBB"/>
+                <w:sz w:val="18"/>
+                <w:szCs w:val="18"/>
+              </w:rPr>
+              <w:t xml:space="preserve">____________________________</w:t>
+            </w:r>
+          </w:p>
+        </w:tc>
+      </w:tr>
+    </w:tbl>
     <w:p>
       <w:pPr>
         <w:spacing w:after="60" w:before="0"/>
       </w:pPr>
       <w:r>
-        <w:rPr>
-          <w:i/>
-          <w:iCs/>
-          <w:color w:val="3F4D5C"/>
-          <w:sz w:val="20"/>
-          <w:szCs w:val="20"/>
-        </w:rPr>
-        <w:t xml:space="preserve">B. La jardinera A mide 3 pies × 2 pies × 2 pies. La jardinera B mide 4 pies × 2 pies × 1 pie. ¿Cuántos pies cúbicos contienen juntas?</w:t>
-      </w:r>
-    </w:p>
-    <w:p>
-      <w:pPr>
-        <w:spacing w:after="80" w:before="0"/>
-      </w:pPr>
-      <w:r>
-        <w:rPr>
-          <w:color w:val="BBBBBB"/>
-        </w:rPr>
-        <w:t xml:space="preserve">____________________________________________________</w:t>
-      </w:r>
-    </w:p>
-    <w:p>
-      <w:pPr>
-        <w:spacing w:after="40" w:before="0"/>
-      </w:pPr>
-      <w:r>
-        <w:rPr>
-          <w:sz w:val="22"/>
-          <w:szCs w:val="22"/>
-        </w:rPr>
-        <w:t xml:space="preserve">3.  A box is 10 in long, 4 in wide, and 10 in tall. What is its volume?</w:t>
-      </w:r>
-    </w:p>
+        <w:t xml:space="preserve"/>
+      </w:r>
+    </w:p>
+    <w:tbl>
+      <w:tblPr>
+        <w:tblW w:type="dxa" w:w="9360"/>
+        <w:tblBorders>
+          <w:top w:val="single" w:color="C7D2DD" w:sz="6"/>
+          <w:left w:val="single" w:color="C7D2DD" w:sz="6"/>
+          <w:bottom w:val="single" w:color="C7D2DD" w:sz="6"/>
+          <w:right w:val="single" w:color="C7D2DD" w:sz="6"/>
+          <w:insideH w:val="single" w:color="C7D2DD" w:sz="6"/>
+          <w:insideV w:val="single" w:color="C7D2DD" w:sz="6"/>
+        </w:tblBorders>
+      </w:tblPr>
+      <w:tblGrid>
+        <w:gridCol w:w="2800"/>
+        <w:gridCol w:w="3560"/>
+        <w:gridCol w:w="3000"/>
+      </w:tblGrid>
+      <w:tr>
+        <w:trPr>
+          <w:cantSplit/>
+          <w:tblHeader/>
+        </w:trPr>
+        <w:tc>
+          <w:tcPr>
+            <w:tcW w:type="dxa" w:w="2800"/>
+            <w:shd w:fill="EEF4F8" w:color="auto" w:val="clear"/>
+            <w:tcMar>
+              <w:top w:type="dxa" w:w="60"/>
+              <w:left w:type="dxa" w:w="100"/>
+              <w:bottom w:type="dxa" w:w="60"/>
+              <w:right w:type="dxa" w:w="100"/>
+            </w:tcMar>
+          </w:tcPr>
+          <w:p>
+            <w:pPr>
+              <w:spacing w:after="0" w:before="0"/>
+            </w:pPr>
+            <w:r>
+              <w:rPr>
+                <w:b/>
+                <w:bCs/>
+                <w:color w:val="0F2B3C"/>
+                <w:sz w:val="16"/>
+                <w:szCs w:val="16"/>
+              </w:rPr>
+              <w:t xml:space="preserve">CORE PROBLEM / GIVEN REPRESENTATION</w:t>
+            </w:r>
+          </w:p>
+        </w:tc>
+        <w:tc>
+          <w:tcPr>
+            <w:tcW w:type="dxa" w:w="3560"/>
+            <w:shd w:fill="EEF4F8" w:color="auto" w:val="clear"/>
+            <w:tcMar>
+              <w:top w:type="dxa" w:w="60"/>
+              <w:left w:type="dxa" w:w="100"/>
+              <w:bottom w:type="dxa" w:w="60"/>
+              <w:right w:type="dxa" w:w="100"/>
+            </w:tcMar>
+          </w:tcPr>
+          <w:p>
+            <w:pPr>
+              <w:spacing w:after="0" w:before="0"/>
+            </w:pPr>
+            <w:r>
+              <w:rPr>
+                <w:b/>
+                <w:bCs/>
+                <w:color w:val="0F2B3C"/>
+                <w:sz w:val="16"/>
+                <w:szCs w:val="16"/>
+              </w:rPr>
+              <w:t xml:space="preserve">WORKING SPACE / CALCULATION STEPS</w:t>
+            </w:r>
+          </w:p>
+        </w:tc>
+        <w:tc>
+          <w:tcPr>
+            <w:tcW w:type="dxa" w:w="3000"/>
+            <w:shd w:fill="FBF3E2" w:color="auto" w:val="clear"/>
+            <w:tcMar>
+              <w:top w:type="dxa" w:w="60"/>
+              <w:left w:type="dxa" w:w="100"/>
+              <w:bottom w:type="dxa" w:w="60"/>
+              <w:right w:type="dxa" w:w="100"/>
+            </w:tcMar>
+          </w:tcPr>
+          <w:p>
+            <w:pPr>
+              <w:spacing w:after="0" w:before="0"/>
+            </w:pPr>
+            <w:r>
+              <w:rPr>
+                <w:b/>
+                <w:bCs/>
+                <w:color w:val="7A5400"/>
+                <w:sz w:val="16"/>
+                <w:szCs w:val="16"/>
+              </w:rPr>
+              <w:t xml:space="preserve">EXPLAIN YOUR REASONING</w:t>
+            </w:r>
+          </w:p>
+        </w:tc>
+      </w:tr>
+      <w:tr>
+        <w:trPr>
+          <w:cantSplit/>
+        </w:trPr>
+        <w:tc>
+          <w:tcPr>
+            <w:tcW w:type="dxa" w:w="2800"/>
+            <w:tcMar>
+              <w:top w:type="dxa" w:w="80"/>
+              <w:left w:type="dxa" w:w="100"/>
+              <w:bottom w:type="dxa" w:w="80"/>
+              <w:right w:type="dxa" w:w="100"/>
+            </w:tcMar>
+            <w:vAlign w:val="top"/>
+          </w:tcPr>
+          <w:p>
+            <w:pPr>
+              <w:spacing w:after="40" w:before="0"/>
+            </w:pPr>
+            <w:r>
+              <w:rPr>
+                <w:b/>
+                <w:bCs/>
+                <w:color w:val="0F2B3C"/>
+                <w:sz w:val="20"/>
+                <w:szCs w:val="20"/>
+              </w:rPr>
+              <w:t xml:space="preserve">3.  A box is 10 in long, 4 in wide, and 10 in tall. What is its volume?</w:t>
+            </w:r>
+          </w:p>
+          <w:p>
+            <w:pPr>
+              <w:spacing w:after="40" w:before="0"/>
+            </w:pPr>
+            <w:r>
+              <w:rPr>
+                <w:i/>
+                <w:iCs/>
+                <w:color w:val="3F4D5C"/>
+                <w:sz w:val="20"/>
+                <w:szCs w:val="20"/>
+              </w:rPr>
+              <w:t xml:space="preserve">C. Una caja mide 10 pulgadas de largo, 4 de ancho y 10 de alto. ¿Cuál es su volumen?</w:t>
+            </w:r>
+          </w:p>
+          <w:p>
+            <w:pPr>
+              <w:spacing w:after="0" w:before="0"/>
+            </w:pPr>
+            <w:r>
+              <w:rPr>
+                <w:color w:val="5E6E7E"/>
+                <w:sz w:val="18"/>
+                <w:szCs w:val="18"/>
+              </w:rPr>
+              <w:t xml:space="preserve">Choices: 400 cubic inches   /   24 cubic inches   /   400 square inches   /   140 cubic inches</w:t>
+            </w:r>
+          </w:p>
+        </w:tc>
+        <w:tc>
+          <w:tcPr>
+            <w:tcW w:type="dxa" w:w="3560"/>
+            <w:tcMar>
+              <w:top w:type="dxa" w:w="80"/>
+              <w:left w:type="dxa" w:w="100"/>
+              <w:bottom w:type="dxa" w:w="80"/>
+              <w:right w:type="dxa" w:w="100"/>
+            </w:tcMar>
+            <w:vAlign w:val="top"/>
+          </w:tcPr>
+          <w:p>
+            <w:pPr>
+              <w:spacing w:after="50" w:before="0"/>
+            </w:pPr>
+            <w:r>
+              <w:rPr>
+                <w:color w:val="BBBBBB"/>
+                <w:sz w:val="18"/>
+                <w:szCs w:val="18"/>
+              </w:rPr>
+              <w:t xml:space="preserve">____________________________</w:t>
+            </w:r>
+          </w:p>
+          <w:p>
+            <w:pPr>
+              <w:spacing w:after="50" w:before="0"/>
+            </w:pPr>
+            <w:r>
+              <w:rPr>
+                <w:color w:val="BBBBBB"/>
+                <w:sz w:val="18"/>
+                <w:szCs w:val="18"/>
+              </w:rPr>
+              <w:t xml:space="preserve">____________________________</w:t>
+            </w:r>
+          </w:p>
+          <w:p>
+            <w:pPr>
+              <w:spacing w:after="50" w:before="0"/>
+            </w:pPr>
+            <w:r>
+              <w:rPr>
+                <w:color w:val="BBBBBB"/>
+                <w:sz w:val="18"/>
+                <w:szCs w:val="18"/>
+              </w:rPr>
+              <w:t xml:space="preserve">____________________________</w:t>
+            </w:r>
+          </w:p>
+          <w:p>
+            <w:pPr>
+              <w:spacing w:after="50" w:before="0"/>
+            </w:pPr>
+            <w:r>
+              <w:rPr>
+                <w:color w:val="BBBBBB"/>
+                <w:sz w:val="18"/>
+                <w:szCs w:val="18"/>
+              </w:rPr>
+              <w:t xml:space="preserve">____________________________</w:t>
+            </w:r>
+          </w:p>
+        </w:tc>
+        <w:tc>
+          <w:tcPr>
+            <w:tcW w:type="dxa" w:w="3000"/>
+            <w:shd w:fill="FBF3E2" w:color="auto" w:val="clear"/>
+            <w:tcMar>
+              <w:top w:type="dxa" w:w="80"/>
+              <w:left w:type="dxa" w:w="100"/>
+              <w:bottom w:type="dxa" w:w="80"/>
+              <w:right w:type="dxa" w:w="100"/>
+            </w:tcMar>
+            <w:vAlign w:val="top"/>
+          </w:tcPr>
+          <w:p>
+            <w:pPr>
+              <w:spacing w:after="30" w:before="0"/>
+            </w:pPr>
+            <w:r>
+              <w:rPr>
+                <w:b/>
+                <w:bCs/>
+                <w:color w:val="0F2B3C"/>
+                <w:sz w:val="18"/>
+                <w:szCs w:val="18"/>
+              </w:rPr>
+              <w:t xml:space="preserve">Because... ________________</w:t>
+            </w:r>
+          </w:p>
+          <w:p>
+            <w:pPr>
+              <w:spacing w:after="50" w:before="0"/>
+            </w:pPr>
+            <w:r>
+              <w:rPr>
+                <w:color w:val="BBBBBB"/>
+                <w:sz w:val="18"/>
+                <w:szCs w:val="18"/>
+              </w:rPr>
+              <w:t xml:space="preserve">____________________________</w:t>
+            </w:r>
+          </w:p>
+          <w:p>
+            <w:pPr>
+              <w:spacing w:after="30" w:before="40"/>
+            </w:pPr>
+            <w:r>
+              <w:rPr>
+                <w:b/>
+                <w:bCs/>
+                <w:color w:val="1A6FB5"/>
+                <w:sz w:val="18"/>
+                <w:szCs w:val="18"/>
+              </w:rPr>
+              <w:t xml:space="preserve">Although... _______________</w:t>
+            </w:r>
+          </w:p>
+          <w:p>
+            <w:pPr>
+              <w:spacing w:after="50" w:before="0"/>
+            </w:pPr>
+            <w:r>
+              <w:rPr>
+                <w:color w:val="BBBBBB"/>
+                <w:sz w:val="18"/>
+                <w:szCs w:val="18"/>
+              </w:rPr>
+              <w:t xml:space="preserve">____________________________</w:t>
+            </w:r>
+          </w:p>
+          <w:p>
+            <w:pPr>
+              <w:spacing w:after="30" w:before="40"/>
+            </w:pPr>
+            <w:r>
+              <w:rPr>
+                <w:b/>
+                <w:bCs/>
+                <w:color w:val="7A5400"/>
+                <w:sz w:val="18"/>
+                <w:szCs w:val="18"/>
+              </w:rPr>
+              <w:t xml:space="preserve">Therefore... ______________</w:t>
+            </w:r>
+          </w:p>
+          <w:p>
+            <w:pPr>
+              <w:spacing w:after="50" w:before="0"/>
+            </w:pPr>
+            <w:r>
+              <w:rPr>
+                <w:color w:val="BBBBBB"/>
+                <w:sz w:val="18"/>
+                <w:szCs w:val="18"/>
+              </w:rPr>
+              <w:t xml:space="preserve">____________________________</w:t>
+            </w:r>
+          </w:p>
+        </w:tc>
+      </w:tr>
+    </w:tbl>
     <w:p>
       <w:pPr>
         <w:spacing w:after="60" w:before="0"/>
       </w:pPr>
       <w:r>
-        <w:rPr>
-          <w:i/>
-          <w:iCs/>
-          <w:color w:val="3F4D5C"/>
-          <w:sz w:val="20"/>
-          <w:szCs w:val="20"/>
-        </w:rPr>
-        <w:t xml:space="preserve">C. Una caja mide 10 pulgadas de largo, 4 de ancho y 10 de alto. ¿Cuál es su volumen?</w:t>
-      </w:r>
-    </w:p>
-    <w:p>
-      <w:pPr>
-        <w:spacing w:after="40" w:before="0"/>
-      </w:pPr>
-      <w:r>
-        <w:rPr>
-          <w:color w:val="5E6E7E"/>
-          <w:sz w:val="20"/>
-          <w:szCs w:val="20"/>
-        </w:rPr>
-        <w:t xml:space="preserve">     choices: 400 cubic inches   /   24 cubic inches   /   400 square inches   /   140 cubic inches</w:t>
-      </w:r>
-    </w:p>
-    <w:p>
-      <w:pPr>
-        <w:spacing w:after="80" w:before="0"/>
-      </w:pPr>
-      <w:r>
-        <w:rPr>
-          <w:color w:val="BBBBBB"/>
-        </w:rPr>
-        <w:t xml:space="preserve">____________________________________________________</w:t>
+        <w:t xml:space="preserve"/>
       </w:r>
     </w:p>
     <w:p>
@@ -806,6 +4757,141 @@
         <w:t xml:space="preserve">____________________________________________________</w:t>
       </w:r>
     </w:p>
+    <w:tbl>
+      <w:tblPr>
+        <w:tblW w:type="dxa" w:w="9360"/>
+        <w:tblBorders>
+          <w:top w:val="single" w:color="C7D2DD" w:sz="6"/>
+          <w:left w:val="single" w:color="C7D2DD" w:sz="6"/>
+          <w:bottom w:val="single" w:color="C7D2DD" w:sz="6"/>
+          <w:right w:val="single" w:color="C7D2DD" w:sz="6"/>
+          <w:insideH w:val="single" w:color="C7D2DD" w:sz="6"/>
+          <w:insideV w:val="single" w:color="C7D2DD" w:sz="6"/>
+        </w:tblBorders>
+      </w:tblPr>
+      <w:tblGrid>
+        <w:gridCol w:w="3120"/>
+        <w:gridCol w:w="3120"/>
+        <w:gridCol w:w="3120"/>
+      </w:tblGrid>
+      <w:tr>
+        <w:trPr>
+          <w:cantSplit/>
+          <w:tblHeader/>
+        </w:trPr>
+        <w:tc>
+          <w:tcPr>
+            <w:tcW w:type="dxa" w:w="9360"/>
+            <w:gridSpan w:val="3"/>
+            <w:shd w:fill="EEF4F8" w:color="auto" w:val="clear"/>
+            <w:tcMar>
+              <w:top w:type="dxa" w:w="60"/>
+              <w:left w:type="dxa" w:w="100"/>
+              <w:bottom w:type="dxa" w:w="60"/>
+              <w:right w:type="dxa" w:w="100"/>
+            </w:tcMar>
+          </w:tcPr>
+          <w:p>
+            <w:pPr>
+              <w:spacing w:after="0" w:before="0"/>
+            </w:pPr>
+            <w:r>
+              <w:rPr>
+                <w:b/>
+                <w:bCs/>
+                <w:color w:val="0F2B3C"/>
+                <w:sz w:val="18"/>
+                <w:szCs w:val="18"/>
+              </w:rPr>
+              <w:t xml:space="preserve">EXIT CHECK · 3-POINT SELF-ASSESSMENT CHECKLIST</w:t>
+            </w:r>
+          </w:p>
+        </w:tc>
+      </w:tr>
+      <w:tr>
+        <w:trPr>
+          <w:cantSplit/>
+        </w:trPr>
+        <w:tc>
+          <w:tcPr>
+            <w:tcW w:type="dxa" w:w="3120"/>
+            <w:tcMar>
+              <w:top w:type="dxa" w:w="80"/>
+              <w:left w:type="dxa" w:w="100"/>
+              <w:bottom w:type="dxa" w:w="80"/>
+              <w:right w:type="dxa" w:w="100"/>
+            </w:tcMar>
+          </w:tcPr>
+          <w:p>
+            <w:pPr>
+              <w:spacing w:after="0" w:before="0"/>
+            </w:pPr>
+            <w:r>
+              <w:rPr>
+                <w:b/>
+                <w:bCs/>
+                <w:color w:val="0F2B3C"/>
+                <w:sz w:val="18"/>
+                <w:szCs w:val="18"/>
+              </w:rPr>
+              <w:t xml:space="preserve">☐ 1. Units &amp; Labels Verified</w:t>
+            </w:r>
+          </w:p>
+        </w:tc>
+        <w:tc>
+          <w:tcPr>
+            <w:tcW w:type="dxa" w:w="3120"/>
+            <w:tcMar>
+              <w:top w:type="dxa" w:w="80"/>
+              <w:left w:type="dxa" w:w="100"/>
+              <w:bottom w:type="dxa" w:w="80"/>
+              <w:right w:type="dxa" w:w="100"/>
+            </w:tcMar>
+          </w:tcPr>
+          <w:p>
+            <w:pPr>
+              <w:spacing w:after="0" w:before="0"/>
+            </w:pPr>
+            <w:r>
+              <w:rPr>
+                <w:b/>
+                <w:bCs/>
+                <w:color w:val="0F2B3C"/>
+                <w:sz w:val="18"/>
+                <w:szCs w:val="18"/>
+              </w:rPr>
+              <w:t xml:space="preserve">☐ 2. Reasoning Stated (Because / Although / Therefore)</w:t>
+            </w:r>
+          </w:p>
+        </w:tc>
+        <w:tc>
+          <w:tcPr>
+            <w:tcW w:type="dxa" w:w="3120"/>
+            <w:tcMar>
+              <w:top w:type="dxa" w:w="80"/>
+              <w:left w:type="dxa" w:w="100"/>
+              <w:bottom w:type="dxa" w:w="80"/>
+              <w:right w:type="dxa" w:w="100"/>
+            </w:tcMar>
+          </w:tcPr>
+          <w:p>
+            <w:pPr>
+              <w:spacing w:after="0" w:before="0"/>
+            </w:pPr>
+            <w:r>
+              <w:rPr>
+                <w:b/>
+                <w:bCs/>
+                <w:color w:val="0F2B3C"/>
+                <w:sz w:val="18"/>
+                <w:szCs w:val="18"/>
+              </w:rPr>
+              <w:t xml:space="preserve">☐ 3. Calculations Double-Checked</w:t>
+            </w:r>
+          </w:p>
+        </w:tc>
+      </w:tr>
+    </w:tbl>
     <w:p>
       <w:pPr>
         <w:spacing w:after="60" w:before="120"/>
